--- a/transcripts/Oilfield 360/OF360 Transcript Files/OF360-10-25-Jim Johnson.docx
+++ b/transcripts/Oilfield 360/OF360 Transcript Files/OF360-10-25-Jim Johnson.docx
@@ -1,7 +1,6 @@
 
 <file path=word/document.xml><?xml version="1.0" encoding="utf-8"?>
-<w:document xmlns:wpc="http://schemas.microsoft.com/office/word/2010/wordprocessingCanvas" xmlns:mc="http://schemas.openxmlformats.org/markup-compatibility/2006" xmlns:o="urn:schemas-microsoft-com:office:office" xmlns:r="http://schemas.openxmlformats.org/officeDocument/2006/relationships" xmlns:m="http://schemas.openxmlformats.org/officeDocument/2006/math" xmlns:v="urn:schemas-microsoft-com:vml" xmlns:wp14="http://schemas.microsoft.com/office/word/2010/wordprocessingDrawing" xmlns:wp="http://schemas.openxmlformats.org/drawingml/2006/wordprocessingDrawing" xmlns:w10="urn:schemas-microsoft-com:office:word" xmlns:w="http://schemas.openxmlformats.org/wordprocessingml/2006/main" xmlns:w14="http://schemas.microsoft.com/office/word/2010/wordml" xmlns:w15="http://schemas.microsoft.com/office/word/2012/wordml" xmlns:wpg="http://schemas.microsoft.com/office/word/2010/wordprocessingGroup" xmlns:wpi="http://schemas.microsoft.com/office/word/2010/wordprocessingInk" xmlns:wne="http://schemas.microsoft.com/office/word/2006/wordml" xmlns:wps="http://schemas.microsoft.com/office/word/2010/wordprocessingShape" mc:Ignorable="w14 w15 wp14">
-  <w:background w:color="FFFFFF"/>
+<w:document xmlns:wpc="http://schemas.microsoft.com/office/word/2010/wordprocessingCanvas" xmlns:mc="http://schemas.openxmlformats.org/markup-compatibility/2006" xmlns:o="urn:schemas-microsoft-com:office:office" xmlns:r="http://schemas.openxmlformats.org/officeDocument/2006/relationships" xmlns:m="http://schemas.openxmlformats.org/officeDocument/2006/math" xmlns:v="urn:schemas-microsoft-com:vml" xmlns:wp14="http://schemas.microsoft.com/office/word/2010/wordprocessingDrawing" xmlns:wp="http://schemas.openxmlformats.org/drawingml/2006/wordprocessingDrawing" xmlns:w10="urn:schemas-microsoft-com:office:word" xmlns:w="http://schemas.openxmlformats.org/wordprocessingml/2006/main" xmlns:w14="http://schemas.microsoft.com/office/word/2010/wordml" xmlns:w15="http://schemas.microsoft.com/office/word/2012/wordml" xmlns:wpg="http://schemas.microsoft.com/office/word/2010/wordprocessingGroup" xmlns:wpi="http://schemas.microsoft.com/office/word/2010/wordprocessingInk" xmlns:wne="http://schemas.microsoft.com/office/word/2006/wordml" xmlns:wps="http://schemas.microsoft.com/office/word/2010/wordprocessingShape" xmlns:cx="http://schemas.microsoft.com/office/drawing/2014/chartex" xmlns:cx1="http://schemas.microsoft.com/office/drawing/2015/9/8/chartex" xmlns:cx2="http://schemas.microsoft.com/office/drawing/2015/10/21/chartex" xmlns:cx3="http://schemas.microsoft.com/office/drawing/2016/5/9/chartex" xmlns:cx4="http://schemas.microsoft.com/office/drawing/2016/5/10/chartex" xmlns:cx5="http://schemas.microsoft.com/office/drawing/2016/5/11/chartex" xmlns:cx6="http://schemas.microsoft.com/office/drawing/2016/5/12/chartex" xmlns:cx7="http://schemas.microsoft.com/office/drawing/2016/5/13/chartex" xmlns:cx8="http://schemas.microsoft.com/office/drawing/2016/5/14/chartex" xmlns:aink="http://schemas.microsoft.com/office/drawing/2016/ink" xmlns:am3d="http://schemas.microsoft.com/office/drawing/2017/model3d" xmlns:w16cex="http://schemas.microsoft.com/office/word/2018/wordml/cex" xmlns:w16cid="http://schemas.microsoft.com/office/word/2016/wordml/cid" xmlns:w16="http://schemas.microsoft.com/office/word/2018/wordml" xmlns:w16sdtdh="http://schemas.microsoft.com/office/word/2020/wordml/sdtdatahash" xmlns:w16se="http://schemas.microsoft.com/office/word/2015/wordml/symex" mc:Ignorable="w14 w15 wp14">
   <w:body>
     <w:p>
       <w:pPr>
@@ -26,9 +25,9 @@
       </w:r>
       <w:r>
         <w:rPr>
-          <w:b w:val="true"/>
-          <w:bCs w:val="true"/>
-          <w:color w:val="DE4A1D"/>
+          <w:b/>
+          <w:bCs/>
+          <w:color w:val="DC7D3E"/>
         </w:rPr>
         <w:t xml:space="preserve">David de Roode:</w:t>
       </w:r>
@@ -51,9 +50,9 @@
       </w:r>
       <w:r>
         <w:rPr>
-          <w:b w:val="true"/>
-          <w:bCs w:val="true"/>
-          <w:color w:val="6600CC"/>
+          <w:b/>
+          <w:bCs/>
+          <w:color w:val="9C5DE1"/>
         </w:rPr>
         <w:t xml:space="preserve">Victoria Beard:</w:t>
       </w:r>
@@ -76,9 +75,9 @@
       </w:r>
       <w:r>
         <w:rPr>
-          <w:b w:val="true"/>
-          <w:bCs w:val="true"/>
-          <w:color w:val="DE4A1D"/>
+          <w:b/>
+          <w:bCs/>
+          <w:color w:val="DC7D3E"/>
         </w:rPr>
         <w:t xml:space="preserve">David de Roode:</w:t>
       </w:r>
@@ -101,9 +100,9 @@
       </w:r>
       <w:r>
         <w:rPr>
-          <w:b w:val="true"/>
-          <w:bCs w:val="true"/>
-          <w:color w:val="6600CC"/>
+          <w:b/>
+          <w:bCs/>
+          <w:color w:val="9C5DE1"/>
         </w:rPr>
         <w:t xml:space="preserve">Victoria Beard:</w:t>
       </w:r>
@@ -126,9 +125,9 @@
       </w:r>
       <w:r>
         <w:rPr>
-          <w:b w:val="true"/>
-          <w:bCs w:val="true"/>
-          <w:color w:val="DE4A1D"/>
+          <w:b/>
+          <w:bCs/>
+          <w:color w:val="DC7D3E"/>
         </w:rPr>
         <w:t xml:space="preserve">David de Roode:</w:t>
       </w:r>
@@ -151,9 +150,9 @@
       </w:r>
       <w:r>
         <w:rPr>
-          <w:b w:val="true"/>
-          <w:bCs w:val="true"/>
-          <w:color w:val="DE4A1D"/>
+          <w:b/>
+          <w:bCs/>
+          <w:color w:val="DC7D3E"/>
         </w:rPr>
         <w:t xml:space="preserve">David de Roode:</w:t>
       </w:r>
@@ -176,9 +175,9 @@
       </w:r>
       <w:r>
         <w:rPr>
-          <w:b w:val="true"/>
-          <w:bCs w:val="true"/>
-          <w:color w:val="6600CC"/>
+          <w:b/>
+          <w:bCs/>
+          <w:color w:val="9C5DE1"/>
         </w:rPr>
         <w:t xml:space="preserve">Victoria Beard:</w:t>
       </w:r>
@@ -210,9 +209,9 @@
       </w:r>
       <w:r>
         <w:rPr>
-          <w:b w:val="true"/>
-          <w:bCs w:val="true"/>
-          <w:color w:val="6600CC"/>
+          <w:b/>
+          <w:bCs/>
+          <w:color w:val="9C5DE1"/>
         </w:rPr>
         <w:t xml:space="preserve">Victoria Beard:</w:t>
       </w:r>
@@ -235,9 +234,9 @@
       </w:r>
       <w:r>
         <w:rPr>
-          <w:b w:val="true"/>
-          <w:bCs w:val="true"/>
-          <w:color w:val="DE4A1D"/>
+          <w:b/>
+          <w:bCs/>
+          <w:color w:val="DC7D3E"/>
         </w:rPr>
         <w:t xml:space="preserve">David de Roode:</w:t>
       </w:r>
@@ -260,9 +259,9 @@
       </w:r>
       <w:r>
         <w:rPr>
-          <w:b w:val="true"/>
-          <w:bCs w:val="true"/>
-          <w:color w:val="6600CC"/>
+          <w:b/>
+          <w:bCs/>
+          <w:color w:val="9C5DE1"/>
         </w:rPr>
         <w:t xml:space="preserve">Victoria Beard:</w:t>
       </w:r>
@@ -285,9 +284,9 @@
       </w:r>
       <w:r>
         <w:rPr>
-          <w:b w:val="true"/>
-          <w:bCs w:val="true"/>
-          <w:color w:val="DE4A1D"/>
+          <w:b/>
+          <w:bCs/>
+          <w:color w:val="DC7D3E"/>
         </w:rPr>
         <w:t xml:space="preserve">David de Roode:</w:t>
       </w:r>
@@ -310,9 +309,9 @@
       </w:r>
       <w:r>
         <w:rPr>
-          <w:b w:val="true"/>
-          <w:bCs w:val="true"/>
-          <w:color w:val="6600CC"/>
+          <w:b/>
+          <w:bCs/>
+          <w:color w:val="9C5DE1"/>
         </w:rPr>
         <w:t xml:space="preserve">Victoria Beard:</w:t>
       </w:r>
@@ -335,9 +334,9 @@
       </w:r>
       <w:r>
         <w:rPr>
-          <w:b w:val="true"/>
-          <w:bCs w:val="true"/>
-          <w:color w:val="6600CC"/>
+          <w:b/>
+          <w:bCs/>
+          <w:color w:val="9C5DE1"/>
         </w:rPr>
         <w:t xml:space="preserve">Victoria Beard:</w:t>
       </w:r>
@@ -360,9 +359,9 @@
       </w:r>
       <w:r>
         <w:rPr>
-          <w:b w:val="true"/>
-          <w:bCs w:val="true"/>
-          <w:color w:val="DE4A1D"/>
+          <w:b/>
+          <w:bCs/>
+          <w:color w:val="DC7D3E"/>
         </w:rPr>
         <w:t xml:space="preserve">David de Roode:</w:t>
       </w:r>
@@ -394,9 +393,9 @@
       </w:r>
       <w:r>
         <w:rPr>
-          <w:b w:val="true"/>
-          <w:bCs w:val="true"/>
-          <w:color w:val="DE4A1D"/>
+          <w:b/>
+          <w:bCs/>
+          <w:color w:val="DC7D3E"/>
         </w:rPr>
         <w:t xml:space="preserve">David de Roode:</w:t>
       </w:r>
@@ -419,9 +418,9 @@
       </w:r>
       <w:r>
         <w:rPr>
-          <w:b w:val="true"/>
-          <w:bCs w:val="true"/>
-          <w:color w:val="DE4A1D"/>
+          <w:b/>
+          <w:bCs/>
+          <w:color w:val="DC7D3E"/>
         </w:rPr>
         <w:t xml:space="preserve">David de Roode:</w:t>
       </w:r>
@@ -444,9 +443,9 @@
       </w:r>
       <w:r>
         <w:rPr>
-          <w:b w:val="true"/>
-          <w:bCs w:val="true"/>
-          <w:color w:val="DE4A1D"/>
+          <w:b/>
+          <w:bCs/>
+          <w:color w:val="DC7D3E"/>
         </w:rPr>
         <w:t xml:space="preserve">David de Roode:</w:t>
       </w:r>
@@ -478,9 +477,9 @@
       </w:r>
       <w:r>
         <w:rPr>
-          <w:b w:val="true"/>
-          <w:bCs w:val="true"/>
-          <w:color w:val="DE4A1D"/>
+          <w:b/>
+          <w:bCs/>
+          <w:color w:val="DC7D3E"/>
         </w:rPr>
         <w:t xml:space="preserve">David de Roode:</w:t>
       </w:r>
@@ -503,9 +502,9 @@
       </w:r>
       <w:r>
         <w:rPr>
-          <w:b w:val="true"/>
-          <w:bCs w:val="true"/>
-          <w:color w:val="DE4A1D"/>
+          <w:b/>
+          <w:bCs/>
+          <w:color w:val="DC7D3E"/>
         </w:rPr>
         <w:t xml:space="preserve">David de Roode:</w:t>
       </w:r>
@@ -528,9 +527,9 @@
       </w:r>
       <w:r>
         <w:rPr>
-          <w:b w:val="true"/>
-          <w:bCs w:val="true"/>
-          <w:color w:val="DE4A1D"/>
+          <w:b/>
+          <w:bCs/>
+          <w:color w:val="DC7D3E"/>
         </w:rPr>
         <w:t xml:space="preserve">David de Roode:</w:t>
       </w:r>
@@ -562,9 +561,9 @@
       </w:r>
       <w:r>
         <w:rPr>
-          <w:b w:val="true"/>
-          <w:bCs w:val="true"/>
-          <w:color w:val="DE4A1D"/>
+          <w:b/>
+          <w:bCs/>
+          <w:color w:val="DC7D3E"/>
         </w:rPr>
         <w:t xml:space="preserve">David de Roode:</w:t>
       </w:r>
@@ -587,9 +586,9 @@
       </w:r>
       <w:r>
         <w:rPr>
-          <w:b w:val="true"/>
-          <w:bCs w:val="true"/>
-          <w:color w:val="DE4A1D"/>
+          <w:b/>
+          <w:bCs/>
+          <w:color w:val="DC7D3E"/>
         </w:rPr>
         <w:t xml:space="preserve">David de Roode:</w:t>
       </w:r>
@@ -612,9 +611,9 @@
       </w:r>
       <w:r>
         <w:rPr>
-          <w:b w:val="true"/>
-          <w:bCs w:val="true"/>
-          <w:color w:val="DE4A1D"/>
+          <w:b/>
+          <w:bCs/>
+          <w:color w:val="DC7D3E"/>
         </w:rPr>
         <w:t xml:space="preserve">David de Roode:</w:t>
       </w:r>
@@ -646,9 +645,9 @@
       </w:r>
       <w:r>
         <w:rPr>
-          <w:b w:val="true"/>
-          <w:bCs w:val="true"/>
-          <w:color w:val="DE4A1D"/>
+          <w:b/>
+          <w:bCs/>
+          <w:color w:val="DC7D3E"/>
         </w:rPr>
         <w:t xml:space="preserve">David de Roode:</w:t>
       </w:r>
@@ -671,9 +670,9 @@
       </w:r>
       <w:r>
         <w:rPr>
-          <w:b w:val="true"/>
-          <w:bCs w:val="true"/>
-          <w:color w:val="DE4A1D"/>
+          <w:b/>
+          <w:bCs/>
+          <w:color w:val="DC7D3E"/>
         </w:rPr>
         <w:t xml:space="preserve">David de Roode:</w:t>
       </w:r>
@@ -696,9 +695,9 @@
       </w:r>
       <w:r>
         <w:rPr>
-          <w:b w:val="true"/>
-          <w:bCs w:val="true"/>
-          <w:color w:val="DE4A1D"/>
+          <w:b/>
+          <w:bCs/>
+          <w:color w:val="DC7D3E"/>
         </w:rPr>
         <w:t xml:space="preserve">David de Roode:</w:t>
       </w:r>
@@ -730,9 +729,9 @@
       </w:r>
       <w:r>
         <w:rPr>
-          <w:b w:val="true"/>
-          <w:bCs w:val="true"/>
-          <w:color w:val="DE4A1D"/>
+          <w:b/>
+          <w:bCs/>
+          <w:color w:val="DC7D3E"/>
         </w:rPr>
         <w:t xml:space="preserve">David de Roode:</w:t>
       </w:r>
@@ -755,9 +754,9 @@
       </w:r>
       <w:r>
         <w:rPr>
-          <w:b w:val="true"/>
-          <w:bCs w:val="true"/>
-          <w:color w:val="DE4A1D"/>
+          <w:b/>
+          <w:bCs/>
+          <w:color w:val="DC7D3E"/>
         </w:rPr>
         <w:t xml:space="preserve">David de Roode:</w:t>
       </w:r>
@@ -789,9 +788,9 @@
       </w:r>
       <w:r>
         <w:rPr>
-          <w:b w:val="true"/>
-          <w:bCs w:val="true"/>
-          <w:color w:val="DE4A1D"/>
+          <w:b/>
+          <w:bCs/>
+          <w:color w:val="DC7D3E"/>
         </w:rPr>
         <w:t xml:space="preserve">David de Roode:</w:t>
       </w:r>
@@ -814,9 +813,9 @@
       </w:r>
       <w:r>
         <w:rPr>
-          <w:b w:val="true"/>
-          <w:bCs w:val="true"/>
-          <w:color w:val="DE4A1D"/>
+          <w:b/>
+          <w:bCs/>
+          <w:color w:val="DC7D3E"/>
         </w:rPr>
         <w:t xml:space="preserve">David de Roode:</w:t>
       </w:r>
@@ -839,9 +838,9 @@
       </w:r>
       <w:r>
         <w:rPr>
-          <w:b w:val="true"/>
-          <w:bCs w:val="true"/>
-          <w:color w:val="DE4A1D"/>
+          <w:b/>
+          <w:bCs/>
+          <w:color w:val="DC7D3E"/>
         </w:rPr>
         <w:t xml:space="preserve">David de Roode:</w:t>
       </w:r>
@@ -873,9 +872,9 @@
       </w:r>
       <w:r>
         <w:rPr>
-          <w:b w:val="true"/>
-          <w:bCs w:val="true"/>
-          <w:color w:val="DE4A1D"/>
+          <w:b/>
+          <w:bCs/>
+          <w:color w:val="DC7D3E"/>
         </w:rPr>
         <w:t xml:space="preserve">David de Roode:</w:t>
       </w:r>
@@ -898,9 +897,9 @@
       </w:r>
       <w:r>
         <w:rPr>
-          <w:b w:val="true"/>
-          <w:bCs w:val="true"/>
-          <w:color w:val="DE4A1D"/>
+          <w:b/>
+          <w:bCs/>
+          <w:color w:val="DC7D3E"/>
         </w:rPr>
         <w:t xml:space="preserve">David de Roode:</w:t>
       </w:r>
@@ -923,9 +922,9 @@
       </w:r>
       <w:r>
         <w:rPr>
-          <w:b w:val="true"/>
-          <w:bCs w:val="true"/>
-          <w:color w:val="DE4A1D"/>
+          <w:b/>
+          <w:bCs/>
+          <w:color w:val="DC7D3E"/>
         </w:rPr>
         <w:t xml:space="preserve">David de Roode:</w:t>
       </w:r>
@@ -957,9 +956,9 @@
       </w:r>
       <w:r>
         <w:rPr>
-          <w:b w:val="true"/>
-          <w:bCs w:val="true"/>
-          <w:color w:val="DE4A1D"/>
+          <w:b/>
+          <w:bCs/>
+          <w:color w:val="DC7D3E"/>
         </w:rPr>
         <w:t xml:space="preserve">David de Roode:</w:t>
       </w:r>
@@ -982,9 +981,9 @@
       </w:r>
       <w:r>
         <w:rPr>
-          <w:b w:val="true"/>
-          <w:bCs w:val="true"/>
-          <w:color w:val="DE4A1D"/>
+          <w:b/>
+          <w:bCs/>
+          <w:color w:val="DC7D3E"/>
         </w:rPr>
         <w:t xml:space="preserve">David de Roode:</w:t>
       </w:r>
@@ -1007,9 +1006,9 @@
       </w:r>
       <w:r>
         <w:rPr>
-          <w:b w:val="true"/>
-          <w:bCs w:val="true"/>
-          <w:color w:val="DE4A1D"/>
+          <w:b/>
+          <w:bCs/>
+          <w:color w:val="DC7D3E"/>
         </w:rPr>
         <w:t xml:space="preserve">David de Roode:</w:t>
       </w:r>
@@ -1041,9 +1040,9 @@
       </w:r>
       <w:r>
         <w:rPr>
-          <w:b w:val="true"/>
-          <w:bCs w:val="true"/>
-          <w:color w:val="DE4A1D"/>
+          <w:b/>
+          <w:bCs/>
+          <w:color w:val="DC7D3E"/>
         </w:rPr>
         <w:t xml:space="preserve">David de Roode:</w:t>
       </w:r>
@@ -1066,9 +1065,9 @@
       </w:r>
       <w:r>
         <w:rPr>
-          <w:b w:val="true"/>
-          <w:bCs w:val="true"/>
-          <w:color w:val="DE4A1D"/>
+          <w:b/>
+          <w:bCs/>
+          <w:color w:val="DC7D3E"/>
         </w:rPr>
         <w:t xml:space="preserve">David de Roode:</w:t>
       </w:r>
@@ -1100,9 +1099,9 @@
       </w:r>
       <w:r>
         <w:rPr>
-          <w:b w:val="true"/>
-          <w:bCs w:val="true"/>
-          <w:color w:val="DE4A1D"/>
+          <w:b/>
+          <w:bCs/>
+          <w:color w:val="DC7D3E"/>
         </w:rPr>
         <w:t xml:space="preserve">David de Roode:</w:t>
       </w:r>
@@ -1125,9 +1124,9 @@
       </w:r>
       <w:r>
         <w:rPr>
-          <w:b w:val="true"/>
-          <w:bCs w:val="true"/>
-          <w:color w:val="DE4A1D"/>
+          <w:b/>
+          <w:bCs/>
+          <w:color w:val="DC7D3E"/>
         </w:rPr>
         <w:t xml:space="preserve">David de Roode:</w:t>
       </w:r>
@@ -1159,9 +1158,9 @@
       </w:r>
       <w:r>
         <w:rPr>
-          <w:b w:val="true"/>
-          <w:bCs w:val="true"/>
-          <w:color w:val="DE4A1D"/>
+          <w:b/>
+          <w:bCs/>
+          <w:color w:val="DC7D3E"/>
         </w:rPr>
         <w:t xml:space="preserve">David de Roode:</w:t>
       </w:r>
@@ -1184,9 +1183,9 @@
       </w:r>
       <w:r>
         <w:rPr>
-          <w:b w:val="true"/>
-          <w:bCs w:val="true"/>
-          <w:color w:val="DE4A1D"/>
+          <w:b/>
+          <w:bCs/>
+          <w:color w:val="DC7D3E"/>
         </w:rPr>
         <w:t xml:space="preserve">David de Roode:</w:t>
       </w:r>
@@ -1209,9 +1208,9 @@
       </w:r>
       <w:r>
         <w:rPr>
-          <w:b w:val="true"/>
-          <w:bCs w:val="true"/>
-          <w:color w:val="DE4A1D"/>
+          <w:b/>
+          <w:bCs/>
+          <w:color w:val="DC7D3E"/>
         </w:rPr>
         <w:t xml:space="preserve">David de Roode:</w:t>
       </w:r>
@@ -1243,9 +1242,9 @@
       </w:r>
       <w:r>
         <w:rPr>
-          <w:b w:val="true"/>
-          <w:bCs w:val="true"/>
-          <w:color w:val="DE4A1D"/>
+          <w:b/>
+          <w:bCs/>
+          <w:color w:val="DC7D3E"/>
         </w:rPr>
         <w:t xml:space="preserve">David de Roode:</w:t>
       </w:r>
@@ -1268,9 +1267,9 @@
       </w:r>
       <w:r>
         <w:rPr>
-          <w:b w:val="true"/>
-          <w:bCs w:val="true"/>
-          <w:color w:val="6600CC"/>
+          <w:b/>
+          <w:bCs/>
+          <w:color w:val="9C5DE1"/>
         </w:rPr>
         <w:t xml:space="preserve">Victoria Beard:</w:t>
       </w:r>
@@ -1293,9 +1292,9 @@
       </w:r>
       <w:r>
         <w:rPr>
-          <w:b w:val="true"/>
-          <w:bCs w:val="true"/>
-          <w:color w:val="72B372"/>
+          <w:b/>
+          <w:bCs/>
+          <w:color w:val="489872"/>
         </w:rPr>
         <w:t xml:space="preserve">Jim Johnson:</w:t>
       </w:r>
@@ -1318,9 +1317,9 @@
       </w:r>
       <w:r>
         <w:rPr>
-          <w:b w:val="true"/>
-          <w:bCs w:val="true"/>
-          <w:color w:val="6600CC"/>
+          <w:b/>
+          <w:bCs/>
+          <w:color w:val="9C5DE1"/>
         </w:rPr>
         <w:t xml:space="preserve">Victoria Beard:</w:t>
       </w:r>
@@ -1343,9 +1342,9 @@
       </w:r>
       <w:r>
         <w:rPr>
-          <w:b w:val="true"/>
-          <w:bCs w:val="true"/>
-          <w:color w:val="72B372"/>
+          <w:b/>
+          <w:bCs/>
+          <w:color w:val="489872"/>
         </w:rPr>
         <w:t xml:space="preserve">Jim Johnson:</w:t>
       </w:r>
@@ -1368,9 +1367,9 @@
       </w:r>
       <w:r>
         <w:rPr>
-          <w:b w:val="true"/>
-          <w:bCs w:val="true"/>
-          <w:color w:val="72B372"/>
+          <w:b/>
+          <w:bCs/>
+          <w:color w:val="489872"/>
         </w:rPr>
         <w:t xml:space="preserve">Jim Johnson:</w:t>
       </w:r>
@@ -1393,9 +1392,9 @@
       </w:r>
       <w:r>
         <w:rPr>
-          <w:b w:val="true"/>
-          <w:bCs w:val="true"/>
-          <w:color w:val="72B372"/>
+          <w:b/>
+          <w:bCs/>
+          <w:color w:val="489872"/>
         </w:rPr>
         <w:t xml:space="preserve">Jim Johnson:</w:t>
       </w:r>
@@ -1427,9 +1426,9 @@
       </w:r>
       <w:r>
         <w:rPr>
-          <w:b w:val="true"/>
-          <w:bCs w:val="true"/>
-          <w:color w:val="72B372"/>
+          <w:b/>
+          <w:bCs/>
+          <w:color w:val="489872"/>
         </w:rPr>
         <w:t xml:space="preserve">Jim Johnson:</w:t>
       </w:r>
@@ -1452,9 +1451,9 @@
       </w:r>
       <w:r>
         <w:rPr>
-          <w:b w:val="true"/>
-          <w:bCs w:val="true"/>
-          <w:color w:val="72B372"/>
+          <w:b/>
+          <w:bCs/>
+          <w:color w:val="489872"/>
         </w:rPr>
         <w:t xml:space="preserve">Jim Johnson:</w:t>
       </w:r>
@@ -1486,9 +1485,9 @@
       </w:r>
       <w:r>
         <w:rPr>
-          <w:b w:val="true"/>
-          <w:bCs w:val="true"/>
-          <w:color w:val="72B372"/>
+          <w:b/>
+          <w:bCs/>
+          <w:color w:val="489872"/>
         </w:rPr>
         <w:t xml:space="preserve">Jim Johnson:</w:t>
       </w:r>
@@ -1511,9 +1510,9 @@
       </w:r>
       <w:r>
         <w:rPr>
-          <w:b w:val="true"/>
-          <w:bCs w:val="true"/>
-          <w:color w:val="72B372"/>
+          <w:b/>
+          <w:bCs/>
+          <w:color w:val="489872"/>
         </w:rPr>
         <w:t xml:space="preserve">Jim Johnson:</w:t>
       </w:r>
@@ -1536,9 +1535,9 @@
       </w:r>
       <w:r>
         <w:rPr>
-          <w:b w:val="true"/>
-          <w:bCs w:val="true"/>
-          <w:color w:val="72B372"/>
+          <w:b/>
+          <w:bCs/>
+          <w:color w:val="489872"/>
         </w:rPr>
         <w:t xml:space="preserve">Jim Johnson:</w:t>
       </w:r>
@@ -1570,9 +1569,9 @@
       </w:r>
       <w:r>
         <w:rPr>
-          <w:b w:val="true"/>
-          <w:bCs w:val="true"/>
-          <w:color w:val="72B372"/>
+          <w:b/>
+          <w:bCs/>
+          <w:color w:val="489872"/>
         </w:rPr>
         <w:t xml:space="preserve">Jim Johnson:</w:t>
       </w:r>
@@ -1595,9 +1594,9 @@
       </w:r>
       <w:r>
         <w:rPr>
-          <w:b w:val="true"/>
-          <w:bCs w:val="true"/>
-          <w:color w:val="6600CC"/>
+          <w:b/>
+          <w:bCs/>
+          <w:color w:val="9C5DE1"/>
         </w:rPr>
         <w:t xml:space="preserve">Victoria Beard:</w:t>
       </w:r>
@@ -1620,9 +1619,9 @@
       </w:r>
       <w:r>
         <w:rPr>
-          <w:b w:val="true"/>
-          <w:bCs w:val="true"/>
-          <w:color w:val="72B372"/>
+          <w:b/>
+          <w:bCs/>
+          <w:color w:val="489872"/>
         </w:rPr>
         <w:t xml:space="preserve">Jim Johnson:</w:t>
       </w:r>
@@ -1645,9 +1644,9 @@
       </w:r>
       <w:r>
         <w:rPr>
-          <w:b w:val="true"/>
-          <w:bCs w:val="true"/>
-          <w:color w:val="6600CC"/>
+          <w:b/>
+          <w:bCs/>
+          <w:color w:val="9C5DE1"/>
         </w:rPr>
         <w:t xml:space="preserve">Victoria Beard:</w:t>
       </w:r>
@@ -1670,9 +1669,9 @@
       </w:r>
       <w:r>
         <w:rPr>
-          <w:b w:val="true"/>
-          <w:bCs w:val="true"/>
-          <w:color w:val="72B372"/>
+          <w:b/>
+          <w:bCs/>
+          <w:color w:val="489872"/>
         </w:rPr>
         <w:t xml:space="preserve">Jim Johnson:</w:t>
       </w:r>
@@ -1695,9 +1694,9 @@
       </w:r>
       <w:r>
         <w:rPr>
-          <w:b w:val="true"/>
-          <w:bCs w:val="true"/>
-          <w:color w:val="72B372"/>
+          <w:b/>
+          <w:bCs/>
+          <w:color w:val="489872"/>
         </w:rPr>
         <w:t xml:space="preserve">Jim Johnson:</w:t>
       </w:r>
@@ -1729,9 +1728,9 @@
       </w:r>
       <w:r>
         <w:rPr>
-          <w:b w:val="true"/>
-          <w:bCs w:val="true"/>
-          <w:color w:val="72B372"/>
+          <w:b/>
+          <w:bCs/>
+          <w:color w:val="489872"/>
         </w:rPr>
         <w:t xml:space="preserve">Jim Johnson:</w:t>
       </w:r>
@@ -1754,9 +1753,9 @@
       </w:r>
       <w:r>
         <w:rPr>
-          <w:b w:val="true"/>
-          <w:bCs w:val="true"/>
-          <w:color w:val="72B372"/>
+          <w:b/>
+          <w:bCs/>
+          <w:color w:val="489872"/>
         </w:rPr>
         <w:t xml:space="preserve">Jim Johnson:</w:t>
       </w:r>
@@ -1779,9 +1778,9 @@
       </w:r>
       <w:r>
         <w:rPr>
-          <w:b w:val="true"/>
-          <w:bCs w:val="true"/>
-          <w:color w:val="72B372"/>
+          <w:b/>
+          <w:bCs/>
+          <w:color w:val="489872"/>
         </w:rPr>
         <w:t xml:space="preserve">Jim Johnson:</w:t>
       </w:r>
@@ -1813,9 +1812,9 @@
       </w:r>
       <w:r>
         <w:rPr>
-          <w:b w:val="true"/>
-          <w:bCs w:val="true"/>
-          <w:color w:val="72B372"/>
+          <w:b/>
+          <w:bCs/>
+          <w:color w:val="489872"/>
         </w:rPr>
         <w:t xml:space="preserve">Jim Johnson:</w:t>
       </w:r>
@@ -1838,9 +1837,9 @@
       </w:r>
       <w:r>
         <w:rPr>
-          <w:b w:val="true"/>
-          <w:bCs w:val="true"/>
-          <w:color w:val="72B372"/>
+          <w:b/>
+          <w:bCs/>
+          <w:color w:val="489872"/>
         </w:rPr>
         <w:t xml:space="preserve">Jim Johnson:</w:t>
       </w:r>
@@ -1863,9 +1862,9 @@
       </w:r>
       <w:r>
         <w:rPr>
-          <w:b w:val="true"/>
-          <w:bCs w:val="true"/>
-          <w:color w:val="72B372"/>
+          <w:b/>
+          <w:bCs/>
+          <w:color w:val="489872"/>
         </w:rPr>
         <w:t xml:space="preserve">Jim Johnson:</w:t>
       </w:r>
@@ -1897,9 +1896,9 @@
       </w:r>
       <w:r>
         <w:rPr>
-          <w:b w:val="true"/>
-          <w:bCs w:val="true"/>
-          <w:color w:val="72B372"/>
+          <w:b/>
+          <w:bCs/>
+          <w:color w:val="489872"/>
         </w:rPr>
         <w:t xml:space="preserve">Jim Johnson:</w:t>
       </w:r>
@@ -1922,9 +1921,9 @@
       </w:r>
       <w:r>
         <w:rPr>
-          <w:b w:val="true"/>
-          <w:bCs w:val="true"/>
-          <w:color w:val="72B372"/>
+          <w:b/>
+          <w:bCs/>
+          <w:color w:val="489872"/>
         </w:rPr>
         <w:t xml:space="preserve">Jim Johnson:</w:t>
       </w:r>
@@ -1947,9 +1946,9 @@
       </w:r>
       <w:r>
         <w:rPr>
-          <w:b w:val="true"/>
-          <w:bCs w:val="true"/>
-          <w:color w:val="72B372"/>
+          <w:b/>
+          <w:bCs/>
+          <w:color w:val="489872"/>
         </w:rPr>
         <w:t xml:space="preserve">Jim Johnson:</w:t>
       </w:r>
@@ -1981,9 +1980,9 @@
       </w:r>
       <w:r>
         <w:rPr>
-          <w:b w:val="true"/>
-          <w:bCs w:val="true"/>
-          <w:color w:val="72B372"/>
+          <w:b/>
+          <w:bCs/>
+          <w:color w:val="489872"/>
         </w:rPr>
         <w:t xml:space="preserve">Jim Johnson:</w:t>
       </w:r>
@@ -2006,9 +2005,9 @@
       </w:r>
       <w:r>
         <w:rPr>
-          <w:b w:val="true"/>
-          <w:bCs w:val="true"/>
-          <w:color w:val="72B372"/>
+          <w:b/>
+          <w:bCs/>
+          <w:color w:val="489872"/>
         </w:rPr>
         <w:t xml:space="preserve">Jim Johnson:</w:t>
       </w:r>
@@ -2031,9 +2030,9 @@
       </w:r>
       <w:r>
         <w:rPr>
-          <w:b w:val="true"/>
-          <w:bCs w:val="true"/>
-          <w:color w:val="72B372"/>
+          <w:b/>
+          <w:bCs/>
+          <w:color w:val="489872"/>
         </w:rPr>
         <w:t xml:space="preserve">Jim Johnson:</w:t>
       </w:r>
@@ -2065,9 +2064,9 @@
       </w:r>
       <w:r>
         <w:rPr>
-          <w:b w:val="true"/>
-          <w:bCs w:val="true"/>
-          <w:color w:val="72B372"/>
+          <w:b/>
+          <w:bCs/>
+          <w:color w:val="489872"/>
         </w:rPr>
         <w:t xml:space="preserve">Jim Johnson:</w:t>
       </w:r>
@@ -2090,9 +2089,9 @@
       </w:r>
       <w:r>
         <w:rPr>
-          <w:b w:val="true"/>
-          <w:bCs w:val="true"/>
-          <w:color w:val="72B372"/>
+          <w:b/>
+          <w:bCs/>
+          <w:color w:val="489872"/>
         </w:rPr>
         <w:t xml:space="preserve">Jim Johnson:</w:t>
       </w:r>
@@ -2124,9 +2123,9 @@
       </w:r>
       <w:r>
         <w:rPr>
-          <w:b w:val="true"/>
-          <w:bCs w:val="true"/>
-          <w:color w:val="72B372"/>
+          <w:b/>
+          <w:bCs/>
+          <w:color w:val="489872"/>
         </w:rPr>
         <w:t xml:space="preserve">Jim Johnson:</w:t>
       </w:r>
@@ -2149,9 +2148,9 @@
       </w:r>
       <w:r>
         <w:rPr>
-          <w:b w:val="true"/>
-          <w:bCs w:val="true"/>
-          <w:color w:val="72B372"/>
+          <w:b/>
+          <w:bCs/>
+          <w:color w:val="489872"/>
         </w:rPr>
         <w:t xml:space="preserve">Jim Johnson:</w:t>
       </w:r>
@@ -2174,9 +2173,9 @@
       </w:r>
       <w:r>
         <w:rPr>
-          <w:b w:val="true"/>
-          <w:bCs w:val="true"/>
-          <w:color w:val="72B372"/>
+          <w:b/>
+          <w:bCs/>
+          <w:color w:val="489872"/>
         </w:rPr>
         <w:t xml:space="preserve">Jim Johnson:</w:t>
       </w:r>
@@ -2199,9 +2198,9 @@
       </w:r>
       <w:r>
         <w:rPr>
-          <w:b w:val="true"/>
-          <w:bCs w:val="true"/>
-          <w:color w:val="6600CC"/>
+          <w:b/>
+          <w:bCs/>
+          <w:color w:val="9C5DE1"/>
         </w:rPr>
         <w:t xml:space="preserve">Victoria Beard:</w:t>
       </w:r>
@@ -2224,9 +2223,9 @@
       </w:r>
       <w:r>
         <w:rPr>
-          <w:b w:val="true"/>
-          <w:bCs w:val="true"/>
-          <w:color w:val="72B372"/>
+          <w:b/>
+          <w:bCs/>
+          <w:color w:val="489872"/>
         </w:rPr>
         <w:t xml:space="preserve">Jim Johnson:</w:t>
       </w:r>
@@ -2258,9 +2257,9 @@
       </w:r>
       <w:r>
         <w:rPr>
-          <w:b w:val="true"/>
-          <w:bCs w:val="true"/>
-          <w:color w:val="72B372"/>
+          <w:b/>
+          <w:bCs/>
+          <w:color w:val="489872"/>
         </w:rPr>
         <w:t xml:space="preserve">Jim Johnson:</w:t>
       </w:r>
@@ -2283,9 +2282,9 @@
       </w:r>
       <w:r>
         <w:rPr>
-          <w:b w:val="true"/>
-          <w:bCs w:val="true"/>
-          <w:color w:val="72B372"/>
+          <w:b/>
+          <w:bCs/>
+          <w:color w:val="489872"/>
         </w:rPr>
         <w:t xml:space="preserve">Jim Johnson:</w:t>
       </w:r>
@@ -2308,9 +2307,9 @@
       </w:r>
       <w:r>
         <w:rPr>
-          <w:b w:val="true"/>
-          <w:bCs w:val="true"/>
-          <w:color w:val="72B372"/>
+          <w:b/>
+          <w:bCs/>
+          <w:color w:val="489872"/>
         </w:rPr>
         <w:t xml:space="preserve">Jim Johnson:</w:t>
       </w:r>
@@ -2342,9 +2341,9 @@
       </w:r>
       <w:r>
         <w:rPr>
-          <w:b w:val="true"/>
-          <w:bCs w:val="true"/>
-          <w:color w:val="72B372"/>
+          <w:b/>
+          <w:bCs/>
+          <w:color w:val="489872"/>
         </w:rPr>
         <w:t xml:space="preserve">Jim Johnson:</w:t>
       </w:r>
@@ -2367,9 +2366,9 @@
       </w:r>
       <w:r>
         <w:rPr>
-          <w:b w:val="true"/>
-          <w:bCs w:val="true"/>
-          <w:color w:val="6600CC"/>
+          <w:b/>
+          <w:bCs/>
+          <w:color w:val="9C5DE1"/>
         </w:rPr>
         <w:t xml:space="preserve">Victoria Beard:</w:t>
       </w:r>
@@ -2392,9 +2391,9 @@
       </w:r>
       <w:r>
         <w:rPr>
-          <w:b w:val="true"/>
-          <w:bCs w:val="true"/>
-          <w:color w:val="72B372"/>
+          <w:b/>
+          <w:bCs/>
+          <w:color w:val="489872"/>
         </w:rPr>
         <w:t xml:space="preserve">Jim Johnson:</w:t>
       </w:r>
@@ -2417,9 +2416,9 @@
       </w:r>
       <w:r>
         <w:rPr>
-          <w:b w:val="true"/>
-          <w:bCs w:val="true"/>
-          <w:color w:val="72B372"/>
+          <w:b/>
+          <w:bCs/>
+          <w:color w:val="489872"/>
         </w:rPr>
         <w:t xml:space="preserve">Jim Johnson:</w:t>
       </w:r>
@@ -2451,9 +2450,9 @@
       </w:r>
       <w:r>
         <w:rPr>
-          <w:b w:val="true"/>
-          <w:bCs w:val="true"/>
-          <w:color w:val="72B372"/>
+          <w:b/>
+          <w:bCs/>
+          <w:color w:val="489872"/>
         </w:rPr>
         <w:t xml:space="preserve">Jim Johnson:</w:t>
       </w:r>
@@ -2476,9 +2475,9 @@
       </w:r>
       <w:r>
         <w:rPr>
-          <w:b w:val="true"/>
-          <w:bCs w:val="true"/>
-          <w:color w:val="72B372"/>
+          <w:b/>
+          <w:bCs/>
+          <w:color w:val="489872"/>
         </w:rPr>
         <w:t xml:space="preserve">Jim Johnson:</w:t>
       </w:r>
@@ -2501,9 +2500,9 @@
       </w:r>
       <w:r>
         <w:rPr>
-          <w:b w:val="true"/>
-          <w:bCs w:val="true"/>
-          <w:color w:val="72B372"/>
+          <w:b/>
+          <w:bCs/>
+          <w:color w:val="489872"/>
         </w:rPr>
         <w:t xml:space="preserve">Jim Johnson:</w:t>
       </w:r>
@@ -2535,9 +2534,9 @@
       </w:r>
       <w:r>
         <w:rPr>
-          <w:b w:val="true"/>
-          <w:bCs w:val="true"/>
-          <w:color w:val="72B372"/>
+          <w:b/>
+          <w:bCs/>
+          <w:color w:val="489872"/>
         </w:rPr>
         <w:t xml:space="preserve">Jim Johnson:</w:t>
       </w:r>
@@ -2560,9 +2559,9 @@
       </w:r>
       <w:r>
         <w:rPr>
-          <w:b w:val="true"/>
-          <w:bCs w:val="true"/>
-          <w:color w:val="72B372"/>
+          <w:b/>
+          <w:bCs/>
+          <w:color w:val="489872"/>
         </w:rPr>
         <w:t xml:space="preserve">Jim Johnson:</w:t>
       </w:r>
@@ -2585,9 +2584,9 @@
       </w:r>
       <w:r>
         <w:rPr>
-          <w:b w:val="true"/>
-          <w:bCs w:val="true"/>
-          <w:color w:val="72B372"/>
+          <w:b/>
+          <w:bCs/>
+          <w:color w:val="489872"/>
         </w:rPr>
         <w:t xml:space="preserve">Jim Johnson:</w:t>
       </w:r>
@@ -2619,9 +2618,9 @@
       </w:r>
       <w:r>
         <w:rPr>
-          <w:b w:val="true"/>
-          <w:bCs w:val="true"/>
-          <w:color w:val="72B372"/>
+          <w:b/>
+          <w:bCs/>
+          <w:color w:val="489872"/>
         </w:rPr>
         <w:t xml:space="preserve">Jim Johnson:</w:t>
       </w:r>
@@ -2644,9 +2643,9 @@
       </w:r>
       <w:r>
         <w:rPr>
-          <w:b w:val="true"/>
-          <w:bCs w:val="true"/>
-          <w:color w:val="72B372"/>
+          <w:b/>
+          <w:bCs/>
+          <w:color w:val="489872"/>
         </w:rPr>
         <w:t xml:space="preserve">Jim Johnson:</w:t>
       </w:r>
@@ -2678,9 +2677,9 @@
       </w:r>
       <w:r>
         <w:rPr>
-          <w:b w:val="true"/>
-          <w:bCs w:val="true"/>
-          <w:color w:val="72B372"/>
+          <w:b/>
+          <w:bCs/>
+          <w:color w:val="489872"/>
         </w:rPr>
         <w:t xml:space="preserve">Jim Johnson:</w:t>
       </w:r>
@@ -2703,9 +2702,9 @@
       </w:r>
       <w:r>
         <w:rPr>
-          <w:b w:val="true"/>
-          <w:bCs w:val="true"/>
-          <w:color w:val="72B372"/>
+          <w:b/>
+          <w:bCs/>
+          <w:color w:val="489872"/>
         </w:rPr>
         <w:t xml:space="preserve">Jim Johnson:</w:t>
       </w:r>
@@ -2728,9 +2727,9 @@
       </w:r>
       <w:r>
         <w:rPr>
-          <w:b w:val="true"/>
-          <w:bCs w:val="true"/>
-          <w:color w:val="72B372"/>
+          <w:b/>
+          <w:bCs/>
+          <w:color w:val="489872"/>
         </w:rPr>
         <w:t xml:space="preserve">Jim Johnson:</w:t>
       </w:r>
@@ -2762,9 +2761,9 @@
       </w:r>
       <w:r>
         <w:rPr>
-          <w:b w:val="true"/>
-          <w:bCs w:val="true"/>
-          <w:color w:val="72B372"/>
+          <w:b/>
+          <w:bCs/>
+          <w:color w:val="489872"/>
         </w:rPr>
         <w:t xml:space="preserve">Jim Johnson:</w:t>
       </w:r>
@@ -2787,9 +2786,9 @@
       </w:r>
       <w:r>
         <w:rPr>
-          <w:b w:val="true"/>
-          <w:bCs w:val="true"/>
-          <w:color w:val="72B372"/>
+          <w:b/>
+          <w:bCs/>
+          <w:color w:val="489872"/>
         </w:rPr>
         <w:t xml:space="preserve">Jim Johnson:</w:t>
       </w:r>
@@ -2812,9 +2811,9 @@
       </w:r>
       <w:r>
         <w:rPr>
-          <w:b w:val="true"/>
-          <w:bCs w:val="true"/>
-          <w:color w:val="72B372"/>
+          <w:b/>
+          <w:bCs/>
+          <w:color w:val="489872"/>
         </w:rPr>
         <w:t xml:space="preserve">Jim Johnson:</w:t>
       </w:r>
@@ -2846,9 +2845,9 @@
       </w:r>
       <w:r>
         <w:rPr>
-          <w:b w:val="true"/>
-          <w:bCs w:val="true"/>
-          <w:color w:val="72B372"/>
+          <w:b/>
+          <w:bCs/>
+          <w:color w:val="489872"/>
         </w:rPr>
         <w:t xml:space="preserve">Jim Johnson:</w:t>
       </w:r>
@@ -2871,9 +2870,9 @@
       </w:r>
       <w:r>
         <w:rPr>
-          <w:b w:val="true"/>
-          <w:bCs w:val="true"/>
-          <w:color w:val="72B372"/>
+          <w:b/>
+          <w:bCs/>
+          <w:color w:val="489872"/>
         </w:rPr>
         <w:t xml:space="preserve">Jim Johnson:</w:t>
       </w:r>
@@ -2896,9 +2895,9 @@
       </w:r>
       <w:r>
         <w:rPr>
-          <w:b w:val="true"/>
-          <w:bCs w:val="true"/>
-          <w:color w:val="72B372"/>
+          <w:b/>
+          <w:bCs/>
+          <w:color w:val="489872"/>
         </w:rPr>
         <w:t xml:space="preserve">Jim Johnson:</w:t>
       </w:r>
@@ -2930,9 +2929,9 @@
       </w:r>
       <w:r>
         <w:rPr>
-          <w:b w:val="true"/>
-          <w:bCs w:val="true"/>
-          <w:color w:val="72B372"/>
+          <w:b/>
+          <w:bCs/>
+          <w:color w:val="489872"/>
         </w:rPr>
         <w:t xml:space="preserve">Jim Johnson:</w:t>
       </w:r>
@@ -2955,9 +2954,9 @@
       </w:r>
       <w:r>
         <w:rPr>
-          <w:b w:val="true"/>
-          <w:bCs w:val="true"/>
-          <w:color w:val="72B372"/>
+          <w:b/>
+          <w:bCs/>
+          <w:color w:val="489872"/>
         </w:rPr>
         <w:t xml:space="preserve">Jim Johnson:</w:t>
       </w:r>
@@ -2980,9 +2979,9 @@
       </w:r>
       <w:r>
         <w:rPr>
-          <w:b w:val="true"/>
-          <w:bCs w:val="true"/>
-          <w:color w:val="72B372"/>
+          <w:b/>
+          <w:bCs/>
+          <w:color w:val="489872"/>
         </w:rPr>
         <w:t xml:space="preserve">Jim Johnson:</w:t>
       </w:r>
@@ -3014,9 +3013,9 @@
       </w:r>
       <w:r>
         <w:rPr>
-          <w:b w:val="true"/>
-          <w:bCs w:val="true"/>
-          <w:color w:val="72B372"/>
+          <w:b/>
+          <w:bCs/>
+          <w:color w:val="489872"/>
         </w:rPr>
         <w:t xml:space="preserve">Jim Johnson:</w:t>
       </w:r>
@@ -3039,9 +3038,9 @@
       </w:r>
       <w:r>
         <w:rPr>
-          <w:b w:val="true"/>
-          <w:bCs w:val="true"/>
-          <w:color w:val="72B372"/>
+          <w:b/>
+          <w:bCs/>
+          <w:color w:val="489872"/>
         </w:rPr>
         <w:t xml:space="preserve">Jim Johnson:</w:t>
       </w:r>
@@ -3073,9 +3072,9 @@
       </w:r>
       <w:r>
         <w:rPr>
-          <w:b w:val="true"/>
-          <w:bCs w:val="true"/>
-          <w:color w:val="72B372"/>
+          <w:b/>
+          <w:bCs/>
+          <w:color w:val="489872"/>
         </w:rPr>
         <w:t xml:space="preserve">Jim Johnson:</w:t>
       </w:r>
@@ -3098,9 +3097,9 @@
       </w:r>
       <w:r>
         <w:rPr>
-          <w:b w:val="true"/>
-          <w:bCs w:val="true"/>
-          <w:color w:val="72B372"/>
+          <w:b/>
+          <w:bCs/>
+          <w:color w:val="489872"/>
         </w:rPr>
         <w:t xml:space="preserve">Jim Johnson:</w:t>
       </w:r>
@@ -3132,9 +3131,9 @@
       </w:r>
       <w:r>
         <w:rPr>
-          <w:b w:val="true"/>
-          <w:bCs w:val="true"/>
-          <w:color w:val="72B372"/>
+          <w:b/>
+          <w:bCs/>
+          <w:color w:val="489872"/>
         </w:rPr>
         <w:t xml:space="preserve">Jim Johnson:</w:t>
       </w:r>
@@ -3157,9 +3156,9 @@
       </w:r>
       <w:r>
         <w:rPr>
-          <w:b w:val="true"/>
-          <w:bCs w:val="true"/>
-          <w:color w:val="6600CC"/>
+          <w:b/>
+          <w:bCs/>
+          <w:color w:val="9C5DE1"/>
         </w:rPr>
         <w:t xml:space="preserve">Victoria Beard:</w:t>
       </w:r>
@@ -3182,9 +3181,9 @@
       </w:r>
       <w:r>
         <w:rPr>
-          <w:b w:val="true"/>
-          <w:bCs w:val="true"/>
-          <w:color w:val="72B372"/>
+          <w:b/>
+          <w:bCs/>
+          <w:color w:val="489872"/>
         </w:rPr>
         <w:t xml:space="preserve">Jim Johnson:</w:t>
       </w:r>
@@ -3207,9 +3206,9 @@
       </w:r>
       <w:r>
         <w:rPr>
-          <w:b w:val="true"/>
-          <w:bCs w:val="true"/>
-          <w:color w:val="72B372"/>
+          <w:b/>
+          <w:bCs/>
+          <w:color w:val="489872"/>
         </w:rPr>
         <w:t xml:space="preserve">Jim Johnson:</w:t>
       </w:r>
@@ -3241,9 +3240,9 @@
       </w:r>
       <w:r>
         <w:rPr>
-          <w:b w:val="true"/>
-          <w:bCs w:val="true"/>
-          <w:color w:val="72B372"/>
+          <w:b/>
+          <w:bCs/>
+          <w:color w:val="489872"/>
         </w:rPr>
         <w:t xml:space="preserve">Jim Johnson:</w:t>
       </w:r>
@@ -3266,9 +3265,9 @@
       </w:r>
       <w:r>
         <w:rPr>
-          <w:b w:val="true"/>
-          <w:bCs w:val="true"/>
-          <w:color w:val="72B372"/>
+          <w:b/>
+          <w:bCs/>
+          <w:color w:val="489872"/>
         </w:rPr>
         <w:t xml:space="preserve">Jim Johnson:</w:t>
       </w:r>
@@ -3291,9 +3290,9 @@
       </w:r>
       <w:r>
         <w:rPr>
-          <w:b w:val="true"/>
-          <w:bCs w:val="true"/>
-          <w:color w:val="6600CC"/>
+          <w:b/>
+          <w:bCs/>
+          <w:color w:val="9C5DE1"/>
         </w:rPr>
         <w:t xml:space="preserve">Victoria Beard:</w:t>
       </w:r>
@@ -3316,9 +3315,9 @@
       </w:r>
       <w:r>
         <w:rPr>
-          <w:b w:val="true"/>
-          <w:bCs w:val="true"/>
-          <w:color w:val="72B372"/>
+          <w:b/>
+          <w:bCs/>
+          <w:color w:val="489872"/>
         </w:rPr>
         <w:t xml:space="preserve">Jim Johnson:</w:t>
       </w:r>
@@ -3350,9 +3349,9 @@
       </w:r>
       <w:r>
         <w:rPr>
-          <w:b w:val="true"/>
-          <w:bCs w:val="true"/>
-          <w:color w:val="72B372"/>
+          <w:b/>
+          <w:bCs/>
+          <w:color w:val="489872"/>
         </w:rPr>
         <w:t xml:space="preserve">Jim Johnson:</w:t>
       </w:r>
@@ -3375,9 +3374,9 @@
       </w:r>
       <w:r>
         <w:rPr>
-          <w:b w:val="true"/>
-          <w:bCs w:val="true"/>
-          <w:color w:val="72B372"/>
+          <w:b/>
+          <w:bCs/>
+          <w:color w:val="489872"/>
         </w:rPr>
         <w:t xml:space="preserve">Jim Johnson:</w:t>
       </w:r>
@@ -3400,9 +3399,9 @@
       </w:r>
       <w:r>
         <w:rPr>
-          <w:b w:val="true"/>
-          <w:bCs w:val="true"/>
-          <w:color w:val="72B372"/>
+          <w:b/>
+          <w:bCs/>
+          <w:color w:val="489872"/>
         </w:rPr>
         <w:t xml:space="preserve">Jim Johnson:</w:t>
       </w:r>
@@ -3434,9 +3433,9 @@
       </w:r>
       <w:r>
         <w:rPr>
-          <w:b w:val="true"/>
-          <w:bCs w:val="true"/>
-          <w:color w:val="72B372"/>
+          <w:b/>
+          <w:bCs/>
+          <w:color w:val="489872"/>
         </w:rPr>
         <w:t xml:space="preserve">Jim Johnson:</w:t>
       </w:r>
@@ -3459,9 +3458,9 @@
       </w:r>
       <w:r>
         <w:rPr>
-          <w:b w:val="true"/>
-          <w:bCs w:val="true"/>
-          <w:color w:val="72B372"/>
+          <w:b/>
+          <w:bCs/>
+          <w:color w:val="489872"/>
         </w:rPr>
         <w:t xml:space="preserve">Jim Johnson:</w:t>
       </w:r>
@@ -3484,9 +3483,9 @@
       </w:r>
       <w:r>
         <w:rPr>
-          <w:b w:val="true"/>
-          <w:bCs w:val="true"/>
-          <w:color w:val="6600CC"/>
+          <w:b/>
+          <w:bCs/>
+          <w:color w:val="9C5DE1"/>
         </w:rPr>
         <w:t xml:space="preserve">Victoria Beard:</w:t>
       </w:r>
@@ -3509,9 +3508,9 @@
       </w:r>
       <w:r>
         <w:rPr>
-          <w:b w:val="true"/>
-          <w:bCs w:val="true"/>
-          <w:color w:val="72B372"/>
+          <w:b/>
+          <w:bCs/>
+          <w:color w:val="489872"/>
         </w:rPr>
         <w:t xml:space="preserve">Jim Johnson:</w:t>
       </w:r>
@@ -3534,9 +3533,9 @@
       </w:r>
       <w:r>
         <w:rPr>
-          <w:b w:val="true"/>
-          <w:bCs w:val="true"/>
-          <w:color w:val="72B372"/>
+          <w:b/>
+          <w:bCs/>
+          <w:color w:val="489872"/>
         </w:rPr>
         <w:t xml:space="preserve">Jim Johnson:</w:t>
       </w:r>
@@ -3568,9 +3567,9 @@
       </w:r>
       <w:r>
         <w:rPr>
-          <w:b w:val="true"/>
-          <w:bCs w:val="true"/>
-          <w:color w:val="72B372"/>
+          <w:b/>
+          <w:bCs/>
+          <w:color w:val="489872"/>
         </w:rPr>
         <w:t xml:space="preserve">Jim Johnson:</w:t>
       </w:r>
@@ -3593,9 +3592,9 @@
       </w:r>
       <w:r>
         <w:rPr>
-          <w:b w:val="true"/>
-          <w:bCs w:val="true"/>
-          <w:color w:val="72B372"/>
+          <w:b/>
+          <w:bCs/>
+          <w:color w:val="489872"/>
         </w:rPr>
         <w:t xml:space="preserve">Jim Johnson:</w:t>
       </w:r>
@@ -3618,9 +3617,9 @@
       </w:r>
       <w:r>
         <w:rPr>
-          <w:b w:val="true"/>
-          <w:bCs w:val="true"/>
-          <w:color w:val="72B372"/>
+          <w:b/>
+          <w:bCs/>
+          <w:color w:val="489872"/>
         </w:rPr>
         <w:t xml:space="preserve">Jim Johnson:</w:t>
       </w:r>
@@ -3652,9 +3651,9 @@
       </w:r>
       <w:r>
         <w:rPr>
-          <w:b w:val="true"/>
-          <w:bCs w:val="true"/>
-          <w:color w:val="6600CC"/>
+          <w:b/>
+          <w:bCs/>
+          <w:color w:val="9C5DE1"/>
         </w:rPr>
         <w:t xml:space="preserve">Victoria Beard:</w:t>
       </w:r>
@@ -3677,9 +3676,9 @@
       </w:r>
       <w:r>
         <w:rPr>
-          <w:b w:val="true"/>
-          <w:bCs w:val="true"/>
-          <w:color w:val="6600CC"/>
+          <w:b/>
+          <w:bCs/>
+          <w:color w:val="9C5DE1"/>
         </w:rPr>
         <w:t xml:space="preserve">Victoria Beard:</w:t>
       </w:r>
@@ -3702,9 +3701,9 @@
       </w:r>
       <w:r>
         <w:rPr>
-          <w:b w:val="true"/>
-          <w:bCs w:val="true"/>
-          <w:color w:val="72B372"/>
+          <w:b/>
+          <w:bCs/>
+          <w:color w:val="489872"/>
         </w:rPr>
         <w:t xml:space="preserve">Jim Johnson:</w:t>
       </w:r>
@@ -3727,9 +3726,9 @@
       </w:r>
       <w:r>
         <w:rPr>
-          <w:b w:val="true"/>
-          <w:bCs w:val="true"/>
-          <w:color w:val="72B372"/>
+          <w:b/>
+          <w:bCs/>
+          <w:color w:val="489872"/>
         </w:rPr>
         <w:t xml:space="preserve">Jim Johnson:</w:t>
       </w:r>
@@ -3761,9 +3760,9 @@
       </w:r>
       <w:r>
         <w:rPr>
-          <w:b w:val="true"/>
-          <w:bCs w:val="true"/>
-          <w:color w:val="72B372"/>
+          <w:b/>
+          <w:bCs/>
+          <w:color w:val="489872"/>
         </w:rPr>
         <w:t xml:space="preserve">Jim Johnson:</w:t>
       </w:r>
@@ -3786,9 +3785,9 @@
       </w:r>
       <w:r>
         <w:rPr>
-          <w:b w:val="true"/>
-          <w:bCs w:val="true"/>
-          <w:color w:val="72B372"/>
+          <w:b/>
+          <w:bCs/>
+          <w:color w:val="489872"/>
         </w:rPr>
         <w:t xml:space="preserve">Jim Johnson:</w:t>
       </w:r>
@@ -3811,9 +3810,9 @@
       </w:r>
       <w:r>
         <w:rPr>
-          <w:b w:val="true"/>
-          <w:bCs w:val="true"/>
-          <w:color w:val="72B372"/>
+          <w:b/>
+          <w:bCs/>
+          <w:color w:val="489872"/>
         </w:rPr>
         <w:t xml:space="preserve">Jim Johnson:</w:t>
       </w:r>
@@ -3845,9 +3844,9 @@
       </w:r>
       <w:r>
         <w:rPr>
-          <w:b w:val="true"/>
-          <w:bCs w:val="true"/>
-          <w:color w:val="72B372"/>
+          <w:b/>
+          <w:bCs/>
+          <w:color w:val="489872"/>
         </w:rPr>
         <w:t xml:space="preserve">Jim Johnson:</w:t>
       </w:r>
@@ -3870,9 +3869,9 @@
       </w:r>
       <w:r>
         <w:rPr>
-          <w:b w:val="true"/>
-          <w:bCs w:val="true"/>
-          <w:color w:val="6600CC"/>
+          <w:b/>
+          <w:bCs/>
+          <w:color w:val="9C5DE1"/>
         </w:rPr>
         <w:t xml:space="preserve">Victoria Beard:</w:t>
       </w:r>
@@ -3895,9 +3894,9 @@
       </w:r>
       <w:r>
         <w:rPr>
-          <w:b w:val="true"/>
-          <w:bCs w:val="true"/>
-          <w:color w:val="6600CC"/>
+          <w:b/>
+          <w:bCs/>
+          <w:color w:val="9C5DE1"/>
         </w:rPr>
         <w:t xml:space="preserve">Victoria Beard:</w:t>
       </w:r>
@@ -3920,9 +3919,9 @@
       </w:r>
       <w:r>
         <w:rPr>
-          <w:b w:val="true"/>
-          <w:bCs w:val="true"/>
-          <w:color w:val="72B372"/>
+          <w:b/>
+          <w:bCs/>
+          <w:color w:val="489872"/>
         </w:rPr>
         <w:t xml:space="preserve">Jim Johnson:</w:t>
       </w:r>
@@ -3945,9 +3944,9 @@
       </w:r>
       <w:r>
         <w:rPr>
-          <w:b w:val="true"/>
-          <w:bCs w:val="true"/>
-          <w:color w:val="6600CC"/>
+          <w:b/>
+          <w:bCs/>
+          <w:color w:val="9C5DE1"/>
         </w:rPr>
         <w:t xml:space="preserve">Victoria Beard:</w:t>
       </w:r>
@@ -3970,9 +3969,9 @@
       </w:r>
       <w:r>
         <w:rPr>
-          <w:b w:val="true"/>
-          <w:bCs w:val="true"/>
-          <w:color w:val="72B372"/>
+          <w:b/>
+          <w:bCs/>
+          <w:color w:val="489872"/>
         </w:rPr>
         <w:t xml:space="preserve">Jim Johnson:</w:t>
       </w:r>
@@ -3995,9 +3994,9 @@
       </w:r>
       <w:r>
         <w:rPr>
-          <w:b w:val="true"/>
-          <w:bCs w:val="true"/>
-          <w:color w:val="72B372"/>
+          <w:b/>
+          <w:bCs/>
+          <w:color w:val="489872"/>
         </w:rPr>
         <w:t xml:space="preserve">Jim Johnson:</w:t>
       </w:r>
@@ -4029,9 +4028,9 @@
       </w:r>
       <w:r>
         <w:rPr>
-          <w:b w:val="true"/>
-          <w:bCs w:val="true"/>
-          <w:color w:val="72B372"/>
+          <w:b/>
+          <w:bCs/>
+          <w:color w:val="489872"/>
         </w:rPr>
         <w:t xml:space="preserve">Jim Johnson:</w:t>
       </w:r>
@@ -4054,9 +4053,9 @@
       </w:r>
       <w:r>
         <w:rPr>
-          <w:b w:val="true"/>
-          <w:bCs w:val="true"/>
-          <w:color w:val="72B372"/>
+          <w:b/>
+          <w:bCs/>
+          <w:color w:val="489872"/>
         </w:rPr>
         <w:t xml:space="preserve">Jim Johnson:</w:t>
       </w:r>
@@ -4079,9 +4078,9 @@
       </w:r>
       <w:r>
         <w:rPr>
-          <w:b w:val="true"/>
-          <w:bCs w:val="true"/>
-          <w:color w:val="72B372"/>
+          <w:b/>
+          <w:bCs/>
+          <w:color w:val="489872"/>
         </w:rPr>
         <w:t xml:space="preserve">Jim Johnson:</w:t>
       </w:r>
@@ -4113,9 +4112,9 @@
       </w:r>
       <w:r>
         <w:rPr>
-          <w:b w:val="true"/>
-          <w:bCs w:val="true"/>
-          <w:color w:val="6600CC"/>
+          <w:b/>
+          <w:bCs/>
+          <w:color w:val="9C5DE1"/>
         </w:rPr>
         <w:t xml:space="preserve">Victoria Beard:</w:t>
       </w:r>
@@ -4138,9 +4137,9 @@
       </w:r>
       <w:r>
         <w:rPr>
-          <w:b w:val="true"/>
-          <w:bCs w:val="true"/>
-          <w:color w:val="72B372"/>
+          <w:b/>
+          <w:bCs/>
+          <w:color w:val="489872"/>
         </w:rPr>
         <w:t xml:space="preserve">Jim Johnson:</w:t>
       </w:r>
@@ -4163,9 +4162,9 @@
       </w:r>
       <w:r>
         <w:rPr>
-          <w:b w:val="true"/>
-          <w:bCs w:val="true"/>
-          <w:color w:val="72B372"/>
+          <w:b/>
+          <w:bCs/>
+          <w:color w:val="489872"/>
         </w:rPr>
         <w:t xml:space="preserve">Jim Johnson:</w:t>
       </w:r>
@@ -4188,9 +4187,9 @@
       </w:r>
       <w:r>
         <w:rPr>
-          <w:b w:val="true"/>
-          <w:bCs w:val="true"/>
-          <w:color w:val="6600CC"/>
+          <w:b/>
+          <w:bCs/>
+          <w:color w:val="9C5DE1"/>
         </w:rPr>
         <w:t xml:space="preserve">Victoria Beard:</w:t>
       </w:r>
@@ -4213,9 +4212,9 @@
       </w:r>
       <w:r>
         <w:rPr>
-          <w:b w:val="true"/>
-          <w:bCs w:val="true"/>
-          <w:color w:val="72B372"/>
+          <w:b/>
+          <w:bCs/>
+          <w:color w:val="489872"/>
         </w:rPr>
         <w:t xml:space="preserve">Jim Johnson:</w:t>
       </w:r>
@@ -4238,9 +4237,9 @@
       </w:r>
       <w:r>
         <w:rPr>
-          <w:b w:val="true"/>
-          <w:bCs w:val="true"/>
-          <w:color w:val="6600CC"/>
+          <w:b/>
+          <w:bCs/>
+          <w:color w:val="9C5DE1"/>
         </w:rPr>
         <w:t xml:space="preserve">Victoria Beard:</w:t>
       </w:r>
@@ -4263,9 +4262,9 @@
       </w:r>
       <w:r>
         <w:rPr>
-          <w:b w:val="true"/>
-          <w:bCs w:val="true"/>
-          <w:color w:val="72B372"/>
+          <w:b/>
+          <w:bCs/>
+          <w:color w:val="489872"/>
         </w:rPr>
         <w:t xml:space="preserve">Jim Johnson:</w:t>
       </w:r>
@@ -4288,9 +4287,9 @@
       </w:r>
       <w:r>
         <w:rPr>
-          <w:b w:val="true"/>
-          <w:bCs w:val="true"/>
-          <w:color w:val="72B372"/>
+          <w:b/>
+          <w:bCs/>
+          <w:color w:val="489872"/>
         </w:rPr>
         <w:t xml:space="preserve">Jim Johnson:</w:t>
       </w:r>
@@ -4313,9 +4312,9 @@
       </w:r>
       <w:r>
         <w:rPr>
-          <w:b w:val="true"/>
-          <w:bCs w:val="true"/>
-          <w:color w:val="72B372"/>
+          <w:b/>
+          <w:bCs/>
+          <w:color w:val="489872"/>
         </w:rPr>
         <w:t xml:space="preserve">Jim Johnson:</w:t>
       </w:r>
@@ -4338,9 +4337,9 @@
       </w:r>
       <w:r>
         <w:rPr>
-          <w:b w:val="true"/>
-          <w:bCs w:val="true"/>
-          <w:color w:val="6600CC"/>
+          <w:b/>
+          <w:bCs/>
+          <w:color w:val="9C5DE1"/>
         </w:rPr>
         <w:t xml:space="preserve">Victoria Beard:</w:t>
       </w:r>
@@ -4372,9 +4371,9 @@
       </w:r>
       <w:r>
         <w:rPr>
-          <w:b w:val="true"/>
-          <w:bCs w:val="true"/>
-          <w:color w:val="72B372"/>
+          <w:b/>
+          <w:bCs/>
+          <w:color w:val="489872"/>
         </w:rPr>
         <w:t xml:space="preserve">Jim Johnson:</w:t>
       </w:r>
@@ -4397,9 +4396,9 @@
       </w:r>
       <w:r>
         <w:rPr>
-          <w:b w:val="true"/>
-          <w:bCs w:val="true"/>
-          <w:color w:val="72B372"/>
+          <w:b/>
+          <w:bCs/>
+          <w:color w:val="489872"/>
         </w:rPr>
         <w:t xml:space="preserve">Jim Johnson:</w:t>
       </w:r>
@@ -4422,9 +4421,9 @@
       </w:r>
       <w:r>
         <w:rPr>
-          <w:b w:val="true"/>
-          <w:bCs w:val="true"/>
-          <w:color w:val="72B372"/>
+          <w:b/>
+          <w:bCs/>
+          <w:color w:val="489872"/>
         </w:rPr>
         <w:t xml:space="preserve">Jim Johnson:</w:t>
       </w:r>
@@ -4447,9 +4446,9 @@
       </w:r>
       <w:r>
         <w:rPr>
-          <w:b w:val="true"/>
-          <w:bCs w:val="true"/>
-          <w:color w:val="72B372"/>
+          <w:b/>
+          <w:bCs/>
+          <w:color w:val="489872"/>
         </w:rPr>
         <w:t xml:space="preserve">Jim Johnson:</w:t>
       </w:r>
@@ -4481,9 +4480,9 @@
       </w:r>
       <w:r>
         <w:rPr>
-          <w:b w:val="true"/>
-          <w:bCs w:val="true"/>
-          <w:color w:val="72B372"/>
+          <w:b/>
+          <w:bCs/>
+          <w:color w:val="489872"/>
         </w:rPr>
         <w:t xml:space="preserve">Jim Johnson:</w:t>
       </w:r>
@@ -4506,9 +4505,9 @@
       </w:r>
       <w:r>
         <w:rPr>
-          <w:b w:val="true"/>
-          <w:bCs w:val="true"/>
-          <w:color w:val="6600CC"/>
+          <w:b/>
+          <w:bCs/>
+          <w:color w:val="9C5DE1"/>
         </w:rPr>
         <w:t xml:space="preserve">Victoria Beard:</w:t>
       </w:r>
@@ -4531,9 +4530,9 @@
       </w:r>
       <w:r>
         <w:rPr>
-          <w:b w:val="true"/>
-          <w:bCs w:val="true"/>
-          <w:color w:val="72B372"/>
+          <w:b/>
+          <w:bCs/>
+          <w:color w:val="489872"/>
         </w:rPr>
         <w:t xml:space="preserve">Jim Johnson:</w:t>
       </w:r>
@@ -4556,9 +4555,9 @@
       </w:r>
       <w:r>
         <w:rPr>
-          <w:b w:val="true"/>
-          <w:bCs w:val="true"/>
-          <w:color w:val="72B372"/>
+          <w:b/>
+          <w:bCs/>
+          <w:color w:val="489872"/>
         </w:rPr>
         <w:t xml:space="preserve">Jim Johnson:</w:t>
       </w:r>
@@ -4590,9 +4589,9 @@
       </w:r>
       <w:r>
         <w:rPr>
-          <w:b w:val="true"/>
-          <w:bCs w:val="true"/>
-          <w:color w:val="72B372"/>
+          <w:b/>
+          <w:bCs/>
+          <w:color w:val="489872"/>
         </w:rPr>
         <w:t xml:space="preserve">Jim Johnson:</w:t>
       </w:r>
@@ -4615,9 +4614,9 @@
       </w:r>
       <w:r>
         <w:rPr>
-          <w:b w:val="true"/>
-          <w:bCs w:val="true"/>
-          <w:color w:val="72B372"/>
+          <w:b/>
+          <w:bCs/>
+          <w:color w:val="489872"/>
         </w:rPr>
         <w:t xml:space="preserve">Jim Johnson:</w:t>
       </w:r>
@@ -4640,9 +4639,9 @@
       </w:r>
       <w:r>
         <w:rPr>
-          <w:b w:val="true"/>
-          <w:bCs w:val="true"/>
-          <w:color w:val="72B372"/>
+          <w:b/>
+          <w:bCs/>
+          <w:color w:val="489872"/>
         </w:rPr>
         <w:t xml:space="preserve">Jim Johnson:</w:t>
       </w:r>
@@ -4674,9 +4673,9 @@
       </w:r>
       <w:r>
         <w:rPr>
-          <w:b w:val="true"/>
-          <w:bCs w:val="true"/>
-          <w:color w:val="72B372"/>
+          <w:b/>
+          <w:bCs/>
+          <w:color w:val="489872"/>
         </w:rPr>
         <w:t xml:space="preserve">Jim Johnson:</w:t>
       </w:r>
@@ -4699,9 +4698,9 @@
       </w:r>
       <w:r>
         <w:rPr>
-          <w:b w:val="true"/>
-          <w:bCs w:val="true"/>
-          <w:color w:val="72B372"/>
+          <w:b/>
+          <w:bCs/>
+          <w:color w:val="489872"/>
         </w:rPr>
         <w:t xml:space="preserve">Jim Johnson:</w:t>
       </w:r>
@@ -4724,9 +4723,9 @@
       </w:r>
       <w:r>
         <w:rPr>
-          <w:b w:val="true"/>
-          <w:bCs w:val="true"/>
-          <w:color w:val="72B372"/>
+          <w:b/>
+          <w:bCs/>
+          <w:color w:val="489872"/>
         </w:rPr>
         <w:t xml:space="preserve">Jim Johnson:</w:t>
       </w:r>
@@ -4758,9 +4757,9 @@
       </w:r>
       <w:r>
         <w:rPr>
-          <w:b w:val="true"/>
-          <w:bCs w:val="true"/>
-          <w:color w:val="72B372"/>
+          <w:b/>
+          <w:bCs/>
+          <w:color w:val="489872"/>
         </w:rPr>
         <w:t xml:space="preserve">Jim Johnson:</w:t>
       </w:r>
@@ -4783,9 +4782,9 @@
       </w:r>
       <w:r>
         <w:rPr>
-          <w:b w:val="true"/>
-          <w:bCs w:val="true"/>
-          <w:color w:val="72B372"/>
+          <w:b/>
+          <w:bCs/>
+          <w:color w:val="489872"/>
         </w:rPr>
         <w:t xml:space="preserve">Jim Johnson:</w:t>
       </w:r>
@@ -4808,9 +4807,9 @@
       </w:r>
       <w:r>
         <w:rPr>
-          <w:b w:val="true"/>
-          <w:bCs w:val="true"/>
-          <w:color w:val="72B372"/>
+          <w:b/>
+          <w:bCs/>
+          <w:color w:val="489872"/>
         </w:rPr>
         <w:t xml:space="preserve">Jim Johnson:</w:t>
       </w:r>
@@ -4842,9 +4841,9 @@
       </w:r>
       <w:r>
         <w:rPr>
-          <w:b w:val="true"/>
-          <w:bCs w:val="true"/>
-          <w:color w:val="6600CC"/>
+          <w:b/>
+          <w:bCs/>
+          <w:color w:val="9C5DE1"/>
         </w:rPr>
         <w:t xml:space="preserve">Victoria Beard:</w:t>
       </w:r>
@@ -4867,9 +4866,9 @@
       </w:r>
       <w:r>
         <w:rPr>
-          <w:b w:val="true"/>
-          <w:bCs w:val="true"/>
-          <w:color w:val="72B372"/>
+          <w:b/>
+          <w:bCs/>
+          <w:color w:val="489872"/>
         </w:rPr>
         <w:t xml:space="preserve">Jim Johnson:</w:t>
       </w:r>
@@ -4892,9 +4891,9 @@
       </w:r>
       <w:r>
         <w:rPr>
-          <w:b w:val="true"/>
-          <w:bCs w:val="true"/>
-          <w:color w:val="72B372"/>
+          <w:b/>
+          <w:bCs/>
+          <w:color w:val="489872"/>
         </w:rPr>
         <w:t xml:space="preserve">Jim Johnson:</w:t>
       </w:r>
@@ -4917,9 +4916,9 @@
       </w:r>
       <w:r>
         <w:rPr>
-          <w:b w:val="true"/>
-          <w:bCs w:val="true"/>
-          <w:color w:val="72B372"/>
+          <w:b/>
+          <w:bCs/>
+          <w:color w:val="489872"/>
         </w:rPr>
         <w:t xml:space="preserve">Jim Johnson:</w:t>
       </w:r>
@@ -4942,9 +4941,9 @@
       </w:r>
       <w:r>
         <w:rPr>
-          <w:b w:val="true"/>
-          <w:bCs w:val="true"/>
-          <w:color w:val="72B372"/>
+          <w:b/>
+          <w:bCs/>
+          <w:color w:val="489872"/>
         </w:rPr>
         <w:t xml:space="preserve">Jim Johnson:</w:t>
       </w:r>
@@ -4976,9 +4975,9 @@
       </w:r>
       <w:r>
         <w:rPr>
-          <w:b w:val="true"/>
-          <w:bCs w:val="true"/>
-          <w:color w:val="72B372"/>
+          <w:b/>
+          <w:bCs/>
+          <w:color w:val="489872"/>
         </w:rPr>
         <w:t xml:space="preserve">Jim Johnson:</w:t>
       </w:r>
@@ -5001,9 +5000,9 @@
       </w:r>
       <w:r>
         <w:rPr>
-          <w:b w:val="true"/>
-          <w:bCs w:val="true"/>
-          <w:color w:val="72B372"/>
+          <w:b/>
+          <w:bCs/>
+          <w:color w:val="489872"/>
         </w:rPr>
         <w:t xml:space="preserve">Jim Johnson:</w:t>
       </w:r>
@@ -5035,9 +5034,9 @@
       </w:r>
       <w:r>
         <w:rPr>
-          <w:b w:val="true"/>
-          <w:bCs w:val="true"/>
-          <w:color w:val="72B372"/>
+          <w:b/>
+          <w:bCs/>
+          <w:color w:val="489872"/>
         </w:rPr>
         <w:t xml:space="preserve">Jim Johnson:</w:t>
       </w:r>
@@ -5060,9 +5059,9 @@
       </w:r>
       <w:r>
         <w:rPr>
-          <w:b w:val="true"/>
-          <w:bCs w:val="true"/>
-          <w:color w:val="72B372"/>
+          <w:b/>
+          <w:bCs/>
+          <w:color w:val="489872"/>
         </w:rPr>
         <w:t xml:space="preserve">Jim Johnson:</w:t>
       </w:r>
@@ -5094,9 +5093,9 @@
       </w:r>
       <w:r>
         <w:rPr>
-          <w:b w:val="true"/>
-          <w:bCs w:val="true"/>
-          <w:color w:val="72B372"/>
+          <w:b/>
+          <w:bCs/>
+          <w:color w:val="489872"/>
         </w:rPr>
         <w:t xml:space="preserve">Jim Johnson:</w:t>
       </w:r>
@@ -5119,9 +5118,9 @@
       </w:r>
       <w:r>
         <w:rPr>
-          <w:b w:val="true"/>
-          <w:bCs w:val="true"/>
-          <w:color w:val="72B372"/>
+          <w:b/>
+          <w:bCs/>
+          <w:color w:val="489872"/>
         </w:rPr>
         <w:t xml:space="preserve">Jim Johnson:</w:t>
       </w:r>
@@ -5144,9 +5143,9 @@
       </w:r>
       <w:r>
         <w:rPr>
-          <w:b w:val="true"/>
-          <w:bCs w:val="true"/>
-          <w:color w:val="72B372"/>
+          <w:b/>
+          <w:bCs/>
+          <w:color w:val="489872"/>
         </w:rPr>
         <w:t xml:space="preserve">Jim Johnson:</w:t>
       </w:r>
@@ -5178,9 +5177,9 @@
       </w:r>
       <w:r>
         <w:rPr>
-          <w:b w:val="true"/>
-          <w:bCs w:val="true"/>
-          <w:color w:val="6600CC"/>
+          <w:b/>
+          <w:bCs/>
+          <w:color w:val="9C5DE1"/>
         </w:rPr>
         <w:t xml:space="preserve">Victoria Beard:</w:t>
       </w:r>
@@ -5203,9 +5202,9 @@
       </w:r>
       <w:r>
         <w:rPr>
-          <w:b w:val="true"/>
-          <w:bCs w:val="true"/>
-          <w:color w:val="6600CC"/>
+          <w:b/>
+          <w:bCs/>
+          <w:color w:val="9C5DE1"/>
         </w:rPr>
         <w:t xml:space="preserve">Victoria Beard:</w:t>
       </w:r>
@@ -5228,9 +5227,9 @@
       </w:r>
       <w:r>
         <w:rPr>
-          <w:b w:val="true"/>
-          <w:bCs w:val="true"/>
-          <w:color w:val="72B372"/>
+          <w:b/>
+          <w:bCs/>
+          <w:color w:val="489872"/>
         </w:rPr>
         <w:t xml:space="preserve">Jim Johnson:</w:t>
       </w:r>
@@ -5253,9 +5252,9 @@
       </w:r>
       <w:r>
         <w:rPr>
-          <w:b w:val="true"/>
-          <w:bCs w:val="true"/>
-          <w:color w:val="72B372"/>
+          <w:b/>
+          <w:bCs/>
+          <w:color w:val="489872"/>
         </w:rPr>
         <w:t xml:space="preserve">Jim Johnson:</w:t>
       </w:r>
@@ -5278,9 +5277,9 @@
       </w:r>
       <w:r>
         <w:rPr>
-          <w:b w:val="true"/>
-          <w:bCs w:val="true"/>
-          <w:color w:val="72B372"/>
+          <w:b/>
+          <w:bCs/>
+          <w:color w:val="489872"/>
         </w:rPr>
         <w:t xml:space="preserve">Jim Johnson:</w:t>
       </w:r>
@@ -5312,9 +5311,9 @@
       </w:r>
       <w:r>
         <w:rPr>
-          <w:b w:val="true"/>
-          <w:bCs w:val="true"/>
-          <w:color w:val="72B372"/>
+          <w:b/>
+          <w:bCs/>
+          <w:color w:val="489872"/>
         </w:rPr>
         <w:t xml:space="preserve">Jim Johnson:</w:t>
       </w:r>
@@ -5337,9 +5336,9 @@
       </w:r>
       <w:r>
         <w:rPr>
-          <w:b w:val="true"/>
-          <w:bCs w:val="true"/>
-          <w:color w:val="72B372"/>
+          <w:b/>
+          <w:bCs/>
+          <w:color w:val="489872"/>
         </w:rPr>
         <w:t xml:space="preserve">Jim Johnson:</w:t>
       </w:r>
@@ -5362,9 +5361,9 @@
       </w:r>
       <w:r>
         <w:rPr>
-          <w:b w:val="true"/>
-          <w:bCs w:val="true"/>
-          <w:color w:val="6600CC"/>
+          <w:b/>
+          <w:bCs/>
+          <w:color w:val="9C5DE1"/>
         </w:rPr>
         <w:t xml:space="preserve">Victoria Beard:</w:t>
       </w:r>
@@ -5387,9 +5386,9 @@
       </w:r>
       <w:r>
         <w:rPr>
-          <w:b w:val="true"/>
-          <w:bCs w:val="true"/>
-          <w:color w:val="72B372"/>
+          <w:b/>
+          <w:bCs/>
+          <w:color w:val="489872"/>
         </w:rPr>
         <w:t xml:space="preserve">Jim Johnson:</w:t>
       </w:r>
@@ -5421,9 +5420,9 @@
       </w:r>
       <w:r>
         <w:rPr>
-          <w:b w:val="true"/>
-          <w:bCs w:val="true"/>
-          <w:color w:val="72B372"/>
+          <w:b/>
+          <w:bCs/>
+          <w:color w:val="489872"/>
         </w:rPr>
         <w:t xml:space="preserve">Jim Johnson:</w:t>
       </w:r>
@@ -5446,9 +5445,9 @@
       </w:r>
       <w:r>
         <w:rPr>
-          <w:b w:val="true"/>
-          <w:bCs w:val="true"/>
-          <w:color w:val="72B372"/>
+          <w:b/>
+          <w:bCs/>
+          <w:color w:val="489872"/>
         </w:rPr>
         <w:t xml:space="preserve">Jim Johnson:</w:t>
       </w:r>
@@ -5471,9 +5470,9 @@
       </w:r>
       <w:r>
         <w:rPr>
-          <w:b w:val="true"/>
-          <w:bCs w:val="true"/>
-          <w:color w:val="6600CC"/>
+          <w:b/>
+          <w:bCs/>
+          <w:color w:val="9C5DE1"/>
         </w:rPr>
         <w:t xml:space="preserve">Victoria Beard:</w:t>
       </w:r>
@@ -5496,9 +5495,9 @@
       </w:r>
       <w:r>
         <w:rPr>
-          <w:b w:val="true"/>
-          <w:bCs w:val="true"/>
-          <w:color w:val="72B372"/>
+          <w:b/>
+          <w:bCs/>
+          <w:color w:val="489872"/>
         </w:rPr>
         <w:t xml:space="preserve">Jim Johnson:</w:t>
       </w:r>
@@ -5521,9 +5520,9 @@
       </w:r>
       <w:r>
         <w:rPr>
-          <w:b w:val="true"/>
-          <w:bCs w:val="true"/>
-          <w:color w:val="6600CC"/>
+          <w:b/>
+          <w:bCs/>
+          <w:color w:val="9C5DE1"/>
         </w:rPr>
         <w:t xml:space="preserve">Victoria Beard:</w:t>
       </w:r>
@@ -5546,9 +5545,9 @@
       </w:r>
       <w:r>
         <w:rPr>
-          <w:b w:val="true"/>
-          <w:bCs w:val="true"/>
-          <w:color w:val="72B372"/>
+          <w:b/>
+          <w:bCs/>
+          <w:color w:val="489872"/>
         </w:rPr>
         <w:t xml:space="preserve">Jim Johnson:</w:t>
       </w:r>
@@ -5580,9 +5579,9 @@
       </w:r>
       <w:r>
         <w:rPr>
-          <w:b w:val="true"/>
-          <w:bCs w:val="true"/>
-          <w:color w:val="72B372"/>
+          <w:b/>
+          <w:bCs/>
+          <w:color w:val="489872"/>
         </w:rPr>
         <w:t xml:space="preserve">Jim Johnson:</w:t>
       </w:r>
@@ -5605,9 +5604,9 @@
       </w:r>
       <w:r>
         <w:rPr>
-          <w:b w:val="true"/>
-          <w:bCs w:val="true"/>
-          <w:color w:val="72B372"/>
+          <w:b/>
+          <w:bCs/>
+          <w:color w:val="489872"/>
         </w:rPr>
         <w:t xml:space="preserve">Jim Johnson:</w:t>
       </w:r>
@@ -5630,9 +5629,9 @@
       </w:r>
       <w:r>
         <w:rPr>
-          <w:b w:val="true"/>
-          <w:bCs w:val="true"/>
-          <w:color w:val="72B372"/>
+          <w:b/>
+          <w:bCs/>
+          <w:color w:val="489872"/>
         </w:rPr>
         <w:t xml:space="preserve">Jim Johnson:</w:t>
       </w:r>
@@ -5664,9 +5663,9 @@
       </w:r>
       <w:r>
         <w:rPr>
-          <w:b w:val="true"/>
-          <w:bCs w:val="true"/>
-          <w:color w:val="72B372"/>
+          <w:b/>
+          <w:bCs/>
+          <w:color w:val="489872"/>
         </w:rPr>
         <w:t xml:space="preserve">Jim Johnson:</w:t>
       </w:r>
@@ -5689,9 +5688,9 @@
       </w:r>
       <w:r>
         <w:rPr>
-          <w:b w:val="true"/>
-          <w:bCs w:val="true"/>
-          <w:color w:val="72B372"/>
+          <w:b/>
+          <w:bCs/>
+          <w:color w:val="489872"/>
         </w:rPr>
         <w:t xml:space="preserve">Jim Johnson:</w:t>
       </w:r>
@@ -5714,9 +5713,9 @@
       </w:r>
       <w:r>
         <w:rPr>
-          <w:b w:val="true"/>
-          <w:bCs w:val="true"/>
-          <w:color w:val="6600CC"/>
+          <w:b/>
+          <w:bCs/>
+          <w:color w:val="9C5DE1"/>
         </w:rPr>
         <w:t xml:space="preserve">Victoria Beard:</w:t>
       </w:r>
@@ -5739,9 +5738,9 @@
       </w:r>
       <w:r>
         <w:rPr>
-          <w:b w:val="true"/>
-          <w:bCs w:val="true"/>
-          <w:color w:val="72B372"/>
+          <w:b/>
+          <w:bCs/>
+          <w:color w:val="489872"/>
         </w:rPr>
         <w:t xml:space="preserve">Jim Johnson:</w:t>
       </w:r>
@@ -5764,9 +5763,9 @@
       </w:r>
       <w:r>
         <w:rPr>
-          <w:b w:val="true"/>
-          <w:bCs w:val="true"/>
-          <w:color w:val="6600CC"/>
+          <w:b/>
+          <w:bCs/>
+          <w:color w:val="9C5DE1"/>
         </w:rPr>
         <w:t xml:space="preserve">Victoria Beard:</w:t>
       </w:r>
@@ -5789,9 +5788,9 @@
       </w:r>
       <w:r>
         <w:rPr>
-          <w:b w:val="true"/>
-          <w:bCs w:val="true"/>
-          <w:color w:val="72B372"/>
+          <w:b/>
+          <w:bCs/>
+          <w:color w:val="489872"/>
         </w:rPr>
         <w:t xml:space="preserve">Jim Johnson:</w:t>
       </w:r>
@@ -5814,9 +5813,9 @@
       </w:r>
       <w:r>
         <w:rPr>
-          <w:b w:val="true"/>
-          <w:bCs w:val="true"/>
-          <w:color w:val="72B372"/>
+          <w:b/>
+          <w:bCs/>
+          <w:color w:val="489872"/>
         </w:rPr>
         <w:t xml:space="preserve">Jim Johnson:</w:t>
       </w:r>
@@ -5848,9 +5847,9 @@
       </w:r>
       <w:r>
         <w:rPr>
-          <w:b w:val="true"/>
-          <w:bCs w:val="true"/>
-          <w:color w:val="72B372"/>
+          <w:b/>
+          <w:bCs/>
+          <w:color w:val="489872"/>
         </w:rPr>
         <w:t xml:space="preserve">Jim Johnson:</w:t>
       </w:r>
@@ -5873,9 +5872,9 @@
       </w:r>
       <w:r>
         <w:rPr>
-          <w:b w:val="true"/>
-          <w:bCs w:val="true"/>
-          <w:color w:val="72B372"/>
+          <w:b/>
+          <w:bCs/>
+          <w:color w:val="489872"/>
         </w:rPr>
         <w:t xml:space="preserve">Jim Johnson:</w:t>
       </w:r>
@@ -5898,9 +5897,9 @@
       </w:r>
       <w:r>
         <w:rPr>
-          <w:b w:val="true"/>
-          <w:bCs w:val="true"/>
-          <w:color w:val="6600CC"/>
+          <w:b/>
+          <w:bCs/>
+          <w:color w:val="9C5DE1"/>
         </w:rPr>
         <w:t xml:space="preserve">Victoria Beard:</w:t>
       </w:r>
@@ -5923,9 +5922,9 @@
       </w:r>
       <w:r>
         <w:rPr>
-          <w:b w:val="true"/>
-          <w:bCs w:val="true"/>
-          <w:color w:val="72B372"/>
+          <w:b/>
+          <w:bCs/>
+          <w:color w:val="489872"/>
         </w:rPr>
         <w:t xml:space="preserve">Jim Johnson:</w:t>
       </w:r>
@@ -5948,9 +5947,9 @@
       </w:r>
       <w:r>
         <w:rPr>
-          <w:b w:val="true"/>
-          <w:bCs w:val="true"/>
-          <w:color w:val="6600CC"/>
+          <w:b/>
+          <w:bCs/>
+          <w:color w:val="9C5DE1"/>
         </w:rPr>
         <w:t xml:space="preserve">Victoria Beard:</w:t>
       </w:r>
@@ -5973,9 +5972,9 @@
       </w:r>
       <w:r>
         <w:rPr>
-          <w:b w:val="true"/>
-          <w:bCs w:val="true"/>
-          <w:color w:val="72B372"/>
+          <w:b/>
+          <w:bCs/>
+          <w:color w:val="489872"/>
         </w:rPr>
         <w:t xml:space="preserve">Jim Johnson:</w:t>
       </w:r>
@@ -5998,9 +5997,9 @@
       </w:r>
       <w:r>
         <w:rPr>
-          <w:b w:val="true"/>
-          <w:bCs w:val="true"/>
-          <w:color w:val="72B372"/>
+          <w:b/>
+          <w:bCs/>
+          <w:color w:val="489872"/>
         </w:rPr>
         <w:t xml:space="preserve">Jim Johnson:</w:t>
       </w:r>
@@ -6032,9 +6031,9 @@
       </w:r>
       <w:r>
         <w:rPr>
-          <w:b w:val="true"/>
-          <w:bCs w:val="true"/>
-          <w:color w:val="72B372"/>
+          <w:b/>
+          <w:bCs/>
+          <w:color w:val="489872"/>
         </w:rPr>
         <w:t xml:space="preserve">Jim Johnson:</w:t>
       </w:r>
@@ -6057,9 +6056,9 @@
       </w:r>
       <w:r>
         <w:rPr>
-          <w:b w:val="true"/>
-          <w:bCs w:val="true"/>
-          <w:color w:val="72B372"/>
+          <w:b/>
+          <w:bCs/>
+          <w:color w:val="489872"/>
         </w:rPr>
         <w:t xml:space="preserve">Jim Johnson:</w:t>
       </w:r>
@@ -6082,9 +6081,9 @@
       </w:r>
       <w:r>
         <w:rPr>
-          <w:b w:val="true"/>
-          <w:bCs w:val="true"/>
-          <w:color w:val="6600CC"/>
+          <w:b/>
+          <w:bCs/>
+          <w:color w:val="9C5DE1"/>
         </w:rPr>
         <w:t xml:space="preserve">Victoria Beard:</w:t>
       </w:r>
@@ -6107,9 +6106,9 @@
       </w:r>
       <w:r>
         <w:rPr>
-          <w:b w:val="true"/>
-          <w:bCs w:val="true"/>
-          <w:color w:val="72B372"/>
+          <w:b/>
+          <w:bCs/>
+          <w:color w:val="489872"/>
         </w:rPr>
         <w:t xml:space="preserve">Jim Johnson:</w:t>
       </w:r>
@@ -6132,9 +6131,9 @@
       </w:r>
       <w:r>
         <w:rPr>
-          <w:b w:val="true"/>
-          <w:bCs w:val="true"/>
-          <w:color w:val="6600CC"/>
+          <w:b/>
+          <w:bCs/>
+          <w:color w:val="9C5DE1"/>
         </w:rPr>
         <w:t xml:space="preserve">Victoria Beard:</w:t>
       </w:r>
@@ -6157,9 +6156,9 @@
       </w:r>
       <w:r>
         <w:rPr>
-          <w:b w:val="true"/>
-          <w:bCs w:val="true"/>
-          <w:color w:val="72B372"/>
+          <w:b/>
+          <w:bCs/>
+          <w:color w:val="489872"/>
         </w:rPr>
         <w:t xml:space="preserve">Jim Johnson:</w:t>
       </w:r>
@@ -6182,9 +6181,9 @@
       </w:r>
       <w:r>
         <w:rPr>
-          <w:b w:val="true"/>
-          <w:bCs w:val="true"/>
-          <w:color w:val="72B372"/>
+          <w:b/>
+          <w:bCs/>
+          <w:color w:val="489872"/>
         </w:rPr>
         <w:t xml:space="preserve">Jim Johnson:</w:t>
       </w:r>
@@ -6216,9 +6215,9 @@
       </w:r>
       <w:r>
         <w:rPr>
-          <w:b w:val="true"/>
-          <w:bCs w:val="true"/>
-          <w:color w:val="72B372"/>
+          <w:b/>
+          <w:bCs/>
+          <w:color w:val="489872"/>
         </w:rPr>
         <w:t xml:space="preserve">Jim Johnson:</w:t>
       </w:r>
@@ -6241,9 +6240,9 @@
       </w:r>
       <w:r>
         <w:rPr>
-          <w:b w:val="true"/>
-          <w:bCs w:val="true"/>
-          <w:color w:val="72B372"/>
+          <w:b/>
+          <w:bCs/>
+          <w:color w:val="489872"/>
         </w:rPr>
         <w:t xml:space="preserve">Jim Johnson:</w:t>
       </w:r>
@@ -6275,9 +6274,9 @@
       </w:r>
       <w:r>
         <w:rPr>
-          <w:b w:val="true"/>
-          <w:bCs w:val="true"/>
-          <w:color w:val="72B372"/>
+          <w:b/>
+          <w:bCs/>
+          <w:color w:val="489872"/>
         </w:rPr>
         <w:t xml:space="preserve">Jim Johnson:</w:t>
       </w:r>
@@ -6300,9 +6299,9 @@
       </w:r>
       <w:r>
         <w:rPr>
-          <w:b w:val="true"/>
-          <w:bCs w:val="true"/>
-          <w:color w:val="6600CC"/>
+          <w:b/>
+          <w:bCs/>
+          <w:color w:val="9C5DE1"/>
         </w:rPr>
         <w:t xml:space="preserve">Victoria Beard:</w:t>
       </w:r>
@@ -6325,9 +6324,9 @@
       </w:r>
       <w:r>
         <w:rPr>
-          <w:b w:val="true"/>
-          <w:bCs w:val="true"/>
-          <w:color w:val="72B372"/>
+          <w:b/>
+          <w:bCs/>
+          <w:color w:val="489872"/>
         </w:rPr>
         <w:t xml:space="preserve">Jim Johnson:</w:t>
       </w:r>
@@ -6350,9 +6349,9 @@
       </w:r>
       <w:r>
         <w:rPr>
-          <w:b w:val="true"/>
-          <w:bCs w:val="true"/>
-          <w:color w:val="6600CC"/>
+          <w:b/>
+          <w:bCs/>
+          <w:color w:val="9C5DE1"/>
         </w:rPr>
         <w:t xml:space="preserve">Victoria Beard:</w:t>
       </w:r>
@@ -6375,9 +6374,9 @@
       </w:r>
       <w:r>
         <w:rPr>
-          <w:b w:val="true"/>
-          <w:bCs w:val="true"/>
-          <w:color w:val="72B372"/>
+          <w:b/>
+          <w:bCs/>
+          <w:color w:val="489872"/>
         </w:rPr>
         <w:t xml:space="preserve">Jim Johnson:</w:t>
       </w:r>
@@ -6400,9 +6399,9 @@
       </w:r>
       <w:r>
         <w:rPr>
-          <w:b w:val="true"/>
-          <w:bCs w:val="true"/>
-          <w:color w:val="72B372"/>
+          <w:b/>
+          <w:bCs/>
+          <w:color w:val="489872"/>
         </w:rPr>
         <w:t xml:space="preserve">Jim Johnson:</w:t>
       </w:r>
@@ -6425,9 +6424,9 @@
       </w:r>
       <w:r>
         <w:rPr>
-          <w:b w:val="true"/>
-          <w:bCs w:val="true"/>
-          <w:color w:val="72B372"/>
+          <w:b/>
+          <w:bCs/>
+          <w:color w:val="489872"/>
         </w:rPr>
         <w:t xml:space="preserve">Jim Johnson:</w:t>
       </w:r>
@@ -6459,9 +6458,9 @@
       </w:r>
       <w:r>
         <w:rPr>
-          <w:b w:val="true"/>
-          <w:bCs w:val="true"/>
-          <w:color w:val="72B372"/>
+          <w:b/>
+          <w:bCs/>
+          <w:color w:val="489872"/>
         </w:rPr>
         <w:t xml:space="preserve">Jim Johnson:</w:t>
       </w:r>
@@ -6484,9 +6483,9 @@
       </w:r>
       <w:r>
         <w:rPr>
-          <w:b w:val="true"/>
-          <w:bCs w:val="true"/>
-          <w:color w:val="72B372"/>
+          <w:b/>
+          <w:bCs/>
+          <w:color w:val="489872"/>
         </w:rPr>
         <w:t xml:space="preserve">Jim Johnson:</w:t>
       </w:r>
@@ -6509,9 +6508,9 @@
       </w:r>
       <w:r>
         <w:rPr>
-          <w:b w:val="true"/>
-          <w:bCs w:val="true"/>
-          <w:color w:val="6600CC"/>
+          <w:b/>
+          <w:bCs/>
+          <w:color w:val="9C5DE1"/>
         </w:rPr>
         <w:t xml:space="preserve">Victoria Beard:</w:t>
       </w:r>
@@ -6534,9 +6533,9 @@
       </w:r>
       <w:r>
         <w:rPr>
-          <w:b w:val="true"/>
-          <w:bCs w:val="true"/>
-          <w:color w:val="72B372"/>
+          <w:b/>
+          <w:bCs/>
+          <w:color w:val="489872"/>
         </w:rPr>
         <w:t xml:space="preserve">Jim Johnson:</w:t>
       </w:r>
@@ -6559,9 +6558,9 @@
       </w:r>
       <w:r>
         <w:rPr>
-          <w:b w:val="true"/>
-          <w:bCs w:val="true"/>
-          <w:color w:val="72B372"/>
+          <w:b/>
+          <w:bCs/>
+          <w:color w:val="489872"/>
         </w:rPr>
         <w:t xml:space="preserve">Jim Johnson:</w:t>
       </w:r>
@@ -6593,9 +6592,9 @@
       </w:r>
       <w:r>
         <w:rPr>
-          <w:b w:val="true"/>
-          <w:bCs w:val="true"/>
-          <w:color w:val="72B372"/>
+          <w:b/>
+          <w:bCs/>
+          <w:color w:val="489872"/>
         </w:rPr>
         <w:t xml:space="preserve">Jim Johnson:</w:t>
       </w:r>
@@ -6618,9 +6617,9 @@
       </w:r>
       <w:r>
         <w:rPr>
-          <w:b w:val="true"/>
-          <w:bCs w:val="true"/>
-          <w:color w:val="72B372"/>
+          <w:b/>
+          <w:bCs/>
+          <w:color w:val="489872"/>
         </w:rPr>
         <w:t xml:space="preserve">Jim Johnson:</w:t>
       </w:r>
@@ -6630,13 +6629,53 @@
     </w:p>
     <w:sectPr>
       <w:pgSz w:w="11906" w:h="16838" w:orient="portrait"/>
-      <w:pgMar w:top="1440" w:right="1440" w:bottom="1440" w:left="1440" w:header="708" w:footer="708" w:gutter="0" w:mirrorMargins="false"/>
-      <w:cols w:space="708" w:num="1" w:sep="false"/>
+      <w:pgMar w:top="1440" w:right="1440" w:bottom="1440" w:left="1440" w:header="708" w:footer="708" w:gutter="0"/>
+      <w:pgNumType/>
       <w:docGrid w:linePitch="360"/>
-      <w:pgNumType/>
     </w:sectPr>
   </w:body>
 </w:document>
+</file>
+
+<file path=word/comments.xml><?xml version="1.0" encoding="utf-8"?>
+<w:comments xmlns:cx="http://schemas.microsoft.com/office/drawing/2014/chartex" xmlns:cx1="http://schemas.microsoft.com/office/drawing/2015/9/8/chartex" xmlns:cx2="http://schemas.microsoft.com/office/drawing/2015/10/21/chartex" xmlns:cx3="http://schemas.microsoft.com/office/drawing/2016/5/9/chartex" xmlns:cx4="http://schemas.microsoft.com/office/drawing/2016/5/10/chartex" xmlns:cx5="http://schemas.microsoft.com/office/drawing/2016/5/11/chartex" xmlns:cx6="http://schemas.microsoft.com/office/drawing/2016/5/12/chartex" xmlns:cx7="http://schemas.microsoft.com/office/drawing/2016/5/13/chartex" xmlns:cx8="http://schemas.microsoft.com/office/drawing/2016/5/14/chartex" xmlns:mc="http://schemas.openxmlformats.org/markup-compatibility/2006" xmlns:aink="http://schemas.microsoft.com/office/drawing/2016/ink" xmlns:am3d="http://schemas.microsoft.com/office/drawing/2017/model3d" xmlns:o="urn:schemas-microsoft-com:office:office" xmlns:r="http://schemas.openxmlformats.org/officeDocument/2006/relationships" xmlns:m="http://schemas.openxmlformats.org/officeDocument/2006/math" xmlns:v="urn:schemas-microsoft-com:vml" xmlns:wp14="http://schemas.microsoft.com/office/word/2010/wordprocessingDrawing" xmlns:wp="http://schemas.openxmlformats.org/drawingml/2006/wordprocessingDrawing" xmlns:w10="urn:schemas-microsoft-com:office:word" xmlns:w="http://schemas.openxmlformats.org/wordprocessingml/2006/main" xmlns:w14="http://schemas.microsoft.com/office/word/2010/wordml" xmlns:w15="http://schemas.microsoft.com/office/word/2012/wordml" xmlns:w16cex="http://schemas.microsoft.com/office/word/2018/wordml/cex" xmlns:w16cid="http://schemas.microsoft.com/office/word/2016/wordml/cid" xmlns:w16="http://schemas.microsoft.com/office/word/2018/wordml" xmlns:w16sdtdh="http://schemas.microsoft.com/office/word/2020/wordml/sdtdatahash" xmlns:w16se="http://schemas.microsoft.com/office/word/2015/wordml/symex" xmlns:wpg="http://schemas.microsoft.com/office/word/2010/wordprocessingGroup" xmlns:wpi="http://schemas.microsoft.com/office/word/2010/wordprocessingInk" xmlns:wne="http://schemas.microsoft.com/office/word/2006/wordml" xmlns:wps="http://schemas.microsoft.com/office/word/2010/wordprocessingShape"/>
+</file>
+
+<file path=word/endnotes.xml><?xml version="1.0" encoding="utf-8"?>
+<w:endnotes xmlns:wpc="http://schemas.microsoft.com/office/word/2010/wordprocessingCanvas" xmlns:mc="http://schemas.openxmlformats.org/markup-compatibility/2006" xmlns:o="urn:schemas-microsoft-com:office:office" xmlns:r="http://schemas.openxmlformats.org/officeDocument/2006/relationships" xmlns:m="http://schemas.openxmlformats.org/officeDocument/2006/math" xmlns:v="urn:schemas-microsoft-com:vml" xmlns:wp14="http://schemas.microsoft.com/office/word/2010/wordprocessingDrawing" xmlns:wp="http://schemas.openxmlformats.org/drawingml/2006/wordprocessingDrawing" xmlns:w10="urn:schemas-microsoft-com:office:word" xmlns:w="http://schemas.openxmlformats.org/wordprocessingml/2006/main" xmlns:w14="http://schemas.microsoft.com/office/word/2010/wordml" xmlns:w15="http://schemas.microsoft.com/office/word/2012/wordml" xmlns:wpg="http://schemas.microsoft.com/office/word/2010/wordprocessingGroup" xmlns:wpi="http://schemas.microsoft.com/office/word/2010/wordprocessingInk" xmlns:wne="http://schemas.microsoft.com/office/word/2006/wordml" xmlns:wps="http://schemas.microsoft.com/office/word/2010/wordprocessingShape" mc:Ignorable="w14 w15 wp14">
+  <w:endnote w:type="separator" w:id="-1">
+    <w:p>
+      <w:pPr>
+        <w:spacing w:after="0" w:line="240" w:lineRule="auto"/>
+      </w:pPr>
+      <w:r>
+        <w:rPr>
+          <w:rStyle w:val="EndnoteReference"/>
+        </w:rPr>
+        <w:endnoteRef/>
+      </w:r>
+      <w:r>
+        <w:separator/>
+      </w:r>
+    </w:p>
+  </w:endnote>
+  <w:endnote w:type="continuationSeparator" w:id="0">
+    <w:p>
+      <w:pPr>
+        <w:spacing w:after="0" w:line="240" w:lineRule="auto"/>
+      </w:pPr>
+      <w:r>
+        <w:rPr>
+          <w:rStyle w:val="EndnoteReference"/>
+        </w:rPr>
+        <w:endnoteRef/>
+      </w:r>
+      <w:r>
+        <w:continuationSeparator/>
+      </w:r>
+    </w:p>
+  </w:endnote>
+</w:endnotes>
 </file>
 
 <file path=word/footnotes.xml><?xml version="1.0" encoding="utf-8"?>
@@ -6678,92 +6717,92 @@
 
 <file path=word/numbering.xml><?xml version="1.0" encoding="utf-8"?>
 <w:numbering xmlns:wpc="http://schemas.microsoft.com/office/word/2010/wordprocessingCanvas" xmlns:mc="http://schemas.openxmlformats.org/markup-compatibility/2006" xmlns:o="urn:schemas-microsoft-com:office:office" xmlns:r="http://schemas.openxmlformats.org/officeDocument/2006/relationships" xmlns:m="http://schemas.openxmlformats.org/officeDocument/2006/math" xmlns:v="urn:schemas-microsoft-com:vml" xmlns:wp14="http://schemas.microsoft.com/office/word/2010/wordprocessingDrawing" xmlns:wp="http://schemas.openxmlformats.org/drawingml/2006/wordprocessingDrawing" xmlns:w10="urn:schemas-microsoft-com:office:word" xmlns:w="http://schemas.openxmlformats.org/wordprocessingml/2006/main" xmlns:w14="http://schemas.microsoft.com/office/word/2010/wordml" xmlns:w15="http://schemas.microsoft.com/office/word/2012/wordml" xmlns:wpg="http://schemas.microsoft.com/office/word/2010/wordprocessingGroup" xmlns:wpi="http://schemas.microsoft.com/office/word/2010/wordprocessingInk" xmlns:wne="http://schemas.microsoft.com/office/word/2006/wordml" xmlns:wps="http://schemas.microsoft.com/office/word/2010/wordprocessingShape" mc:Ignorable="w14 w15 wp14">
-  <w:abstractNum w:abstractNumId="0" w15:restartNumberingAfterBreak="0">
+  <w:abstractNum w:abstractNumId="1" w15:restartNumberingAfterBreak="0">
     <w:multiLevelType w:val="hybridMultilevel"/>
     <w:lvl w:ilvl="0" w15:tentative="1">
       <w:start w:val="1"/>
-      <w:lvlJc w:val="left"/>
       <w:numFmt w:val="bullet"/>
       <w:lvlText w:val="●"/>
+      <w:lvlJc w:val="left"/>
       <w:pPr>
         <w:ind w:left="720" w:hanging="360"/>
       </w:pPr>
     </w:lvl>
     <w:lvl w:ilvl="1" w15:tentative="1">
       <w:start w:val="1"/>
-      <w:lvlJc w:val="left"/>
       <w:numFmt w:val="bullet"/>
       <w:lvlText w:val="○"/>
+      <w:lvlJc w:val="left"/>
       <w:pPr>
         <w:ind w:left="1440" w:hanging="360"/>
       </w:pPr>
     </w:lvl>
     <w:lvl w:ilvl="2" w15:tentative="1">
       <w:start w:val="1"/>
-      <w:lvlJc w:val="left"/>
       <w:numFmt w:val="bullet"/>
       <w:lvlText w:val="■"/>
+      <w:lvlJc w:val="left"/>
       <w:pPr>
         <w:ind w:left="2160" w:hanging="360"/>
       </w:pPr>
     </w:lvl>
     <w:lvl w:ilvl="3" w15:tentative="1">
       <w:start w:val="1"/>
-      <w:lvlJc w:val="left"/>
       <w:numFmt w:val="bullet"/>
       <w:lvlText w:val="●"/>
+      <w:lvlJc w:val="left"/>
       <w:pPr>
         <w:ind w:left="2880" w:hanging="360"/>
       </w:pPr>
     </w:lvl>
     <w:lvl w:ilvl="4" w15:tentative="1">
       <w:start w:val="1"/>
-      <w:lvlJc w:val="left"/>
       <w:numFmt w:val="bullet"/>
       <w:lvlText w:val="○"/>
+      <w:lvlJc w:val="left"/>
       <w:pPr>
         <w:ind w:left="3600" w:hanging="360"/>
       </w:pPr>
     </w:lvl>
     <w:lvl w:ilvl="5" w15:tentative="1">
       <w:start w:val="1"/>
-      <w:lvlJc w:val="left"/>
       <w:numFmt w:val="bullet"/>
       <w:lvlText w:val="■"/>
+      <w:lvlJc w:val="left"/>
       <w:pPr>
         <w:ind w:left="4320" w:hanging="360"/>
       </w:pPr>
     </w:lvl>
     <w:lvl w:ilvl="6" w15:tentative="1">
       <w:start w:val="1"/>
-      <w:lvlJc w:val="left"/>
       <w:numFmt w:val="bullet"/>
       <w:lvlText w:val="●"/>
+      <w:lvlJc w:val="left"/>
       <w:pPr>
         <w:ind w:left="5040" w:hanging="360"/>
       </w:pPr>
     </w:lvl>
     <w:lvl w:ilvl="7" w15:tentative="1">
       <w:start w:val="1"/>
-      <w:lvlJc w:val="left"/>
       <w:numFmt w:val="bullet"/>
       <w:lvlText w:val="●"/>
+      <w:lvlJc w:val="left"/>
       <w:pPr>
         <w:ind w:left="5760" w:hanging="360"/>
       </w:pPr>
     </w:lvl>
     <w:lvl w:ilvl="8" w15:tentative="1">
       <w:start w:val="1"/>
-      <w:lvlJc w:val="left"/>
       <w:numFmt w:val="bullet"/>
       <w:lvlText w:val="●"/>
+      <w:lvlJc w:val="left"/>
       <w:pPr>
         <w:ind w:left="6480" w:hanging="360"/>
       </w:pPr>
     </w:lvl>
   </w:abstractNum>
-  <w:num w:numId="0">
-    <w:abstractNumId w:val="0"/>
+  <w:num w:numId="1">
+    <w:abstractNumId w:val="1"/>
     <w:lvlOverride w:ilvl="0">
       <w:startOverride w:val="1"/>
     </w:lvlOverride>
@@ -6779,94 +6818,94 @@
   </w:docDefaults>
   <w:style w:type="paragraph" w:styleId="Title">
     <w:name w:val="Title"/>
+    <w:basedOn w:val="Normal"/>
+    <w:next w:val="Normal"/>
+    <w:qFormat/>
     <w:pPr>
       <w:spacing w:after="260"/>
     </w:pPr>
     <w:rPr>
-      <w:b w:val="true"/>
-      <w:bCs w:val="true"/>
+      <w:b/>
+      <w:bCs/>
       <w:sz w:val="56"/>
       <w:szCs w:val="56"/>
     </w:rPr>
+  </w:style>
+  <w:style w:type="paragraph" w:styleId="Heading1">
+    <w:name w:val="Heading 1"/>
     <w:basedOn w:val="Normal"/>
     <w:next w:val="Normal"/>
     <w:qFormat/>
-  </w:style>
-  <w:style w:type="paragraph" w:styleId="Heading1">
-    <w:name w:val="Heading 1"/>
     <w:pPr>
-      <w:spacing w:before="120" w:after="260"/>
+      <w:spacing w:after="260" w:before="120"/>
     </w:pPr>
     <w:rPr>
-      <w:b w:val="true"/>
-      <w:bCs w:val="true"/>
+      <w:b/>
+      <w:bCs/>
       <w:sz w:val="48"/>
       <w:szCs w:val="48"/>
     </w:rPr>
+  </w:style>
+  <w:style w:type="paragraph" w:styleId="Heading2">
+    <w:name w:val="Heading 2"/>
     <w:basedOn w:val="Normal"/>
     <w:next w:val="Normal"/>
     <w:qFormat/>
-  </w:style>
-  <w:style w:type="paragraph" w:styleId="Heading2">
-    <w:name w:val="Heading 2"/>
     <w:rPr>
       <w:color w:val="2E74B5"/>
       <w:sz w:val="26"/>
       <w:szCs w:val="26"/>
     </w:rPr>
+  </w:style>
+  <w:style w:type="paragraph" w:styleId="Heading3">
+    <w:name w:val="Heading 3"/>
     <w:basedOn w:val="Normal"/>
     <w:next w:val="Normal"/>
     <w:qFormat/>
-  </w:style>
-  <w:style w:type="paragraph" w:styleId="Heading3">
-    <w:name w:val="Heading 3"/>
     <w:rPr>
       <w:color w:val="1F4D78"/>
       <w:sz w:val="24"/>
       <w:szCs w:val="24"/>
     </w:rPr>
+  </w:style>
+  <w:style w:type="paragraph" w:styleId="Heading4">
+    <w:name w:val="Heading 4"/>
     <w:basedOn w:val="Normal"/>
     <w:next w:val="Normal"/>
     <w:qFormat/>
-  </w:style>
-  <w:style w:type="paragraph" w:styleId="Heading4">
-    <w:name w:val="Heading 4"/>
     <w:rPr>
-      <w:i w:val="true"/>
-      <w:iCs w:val="true"/>
+      <w:i/>
+      <w:iCs/>
       <w:color w:val="2E74B5"/>
     </w:rPr>
+  </w:style>
+  <w:style w:type="paragraph" w:styleId="Heading5">
+    <w:name w:val="Heading 5"/>
     <w:basedOn w:val="Normal"/>
     <w:next w:val="Normal"/>
     <w:qFormat/>
-  </w:style>
-  <w:style w:type="paragraph" w:styleId="Heading5">
-    <w:name w:val="Heading 5"/>
     <w:rPr>
       <w:color w:val="2E74B5"/>
     </w:rPr>
+  </w:style>
+  <w:style w:type="paragraph" w:styleId="Heading6">
+    <w:name w:val="Heading 6"/>
     <w:basedOn w:val="Normal"/>
     <w:next w:val="Normal"/>
     <w:qFormat/>
-  </w:style>
-  <w:style w:type="paragraph" w:styleId="Heading6">
-    <w:name w:val="Heading 6"/>
     <w:rPr>
       <w:color w:val="1F4D78"/>
     </w:rPr>
+  </w:style>
+  <w:style w:type="paragraph" w:styleId="Strong">
+    <w:name w:val="Strong"/>
     <w:basedOn w:val="Normal"/>
     <w:next w:val="Normal"/>
     <w:qFormat/>
-  </w:style>
-  <w:style w:type="paragraph" w:styleId="Strong">
-    <w:name w:val="Strong"/>
     <w:rPr>
-      <w:b w:val="true"/>
-      <w:bCs w:val="true"/>
+      <w:b/>
+      <w:bCs/>
     </w:rPr>
-    <w:basedOn w:val="Normal"/>
-    <w:next w:val="Normal"/>
-    <w:qFormat/>
   </w:style>
   <w:style w:type="paragraph" w:styleId="ListParagraph">
     <w:name w:val="List Paragraph"/>
@@ -6875,26 +6914,31 @@
   </w:style>
   <w:style w:type="character" w:styleId="Hyperlink">
     <w:name w:val="Hyperlink"/>
-    <w:rPr>
-      <w:u w:val="single"/>
-      <w:color w:val="0563C1"/>
-    </w:rPr>
+    <w:basedOn w:val="DefaultParagraphFont"/>
     <w:uiPriority w:val="99"/>
     <w:unhideWhenUsed/>
-    <w:basedOn w:val="DefaultParagraphFont"/>
+    <w:rPr>
+      <w:color w:val="0563C1"/>
+      <w:u w:val="single"/>
+    </w:rPr>
   </w:style>
   <w:style w:type="character" w:styleId="FootnoteReference">
     <w:name w:val="footnote reference"/>
+    <w:basedOn w:val="DefaultParagraphFont"/>
+    <w:uiPriority w:val="99"/>
+    <w:semiHidden/>
+    <w:unhideWhenUsed/>
     <w:rPr>
       <w:vertAlign w:val="superscript"/>
     </w:rPr>
-    <w:uiPriority w:val="99"/>
-    <w:unhideWhenUsed/>
-    <w:basedOn w:val="DefaultParagraphFont"/>
-    <w:semiHidden/>
   </w:style>
   <w:style w:type="paragraph" w:styleId="FootnoteText">
     <w:name w:val="footnote text"/>
+    <w:basedOn w:val="Normal"/>
+    <w:link w:val="FootnoteTextChar"/>
+    <w:uiPriority w:val="99"/>
+    <w:semiHidden/>
+    <w:unhideWhenUsed/>
     <w:pPr>
       <w:spacing w:after="0" w:line="240" w:lineRule="auto"/>
     </w:pPr>
@@ -6902,23 +6946,55 @@
       <w:sz w:val="20"/>
       <w:szCs w:val="20"/>
     </w:rPr>
-    <w:basedOn w:val="Normal"/>
-    <w:link w:val="FootnoteTextChar"/>
-    <w:semiHidden/>
-    <w:uiPriority w:val="99"/>
-    <w:unhideWhenUsed/>
   </w:style>
   <w:style w:type="character" w:styleId="FootnoteTextChar">
     <w:name w:val="Footnote Text Char"/>
+    <w:basedOn w:val="DefaultParagraphFont"/>
+    <w:link w:val="FootnoteText"/>
+    <w:uiPriority w:val="99"/>
+    <w:semiHidden/>
+    <w:unhideWhenUsed/>
     <w:rPr>
       <w:sz w:val="20"/>
       <w:szCs w:val="20"/>
     </w:rPr>
+  </w:style>
+  <w:style w:type="character" w:styleId="EndnoteReference">
+    <w:name w:val="endnote reference"/>
+    <w:basedOn w:val="DefaultParagraphFont"/>
     <w:uiPriority w:val="99"/>
+    <w:semiHidden/>
     <w:unhideWhenUsed/>
+    <w:rPr>
+      <w:vertAlign w:val="superscript"/>
+    </w:rPr>
+  </w:style>
+  <w:style w:type="paragraph" w:styleId="EndnoteText">
+    <w:name w:val="endnote text"/>
+    <w:basedOn w:val="Normal"/>
+    <w:link w:val="EndnoteTextChar"/>
+    <w:uiPriority w:val="99"/>
+    <w:semiHidden/>
+    <w:unhideWhenUsed/>
+    <w:pPr>
+      <w:spacing w:after="0" w:line="240" w:lineRule="auto"/>
+    </w:pPr>
+    <w:rPr>
+      <w:sz w:val="20"/>
+      <w:szCs w:val="20"/>
+    </w:rPr>
+  </w:style>
+  <w:style w:type="character" w:styleId="EndnoteTextChar">
+    <w:name w:val="Endnote Text Char"/>
     <w:basedOn w:val="DefaultParagraphFont"/>
-    <w:link w:val="FootnoteText"/>
+    <w:link w:val="EndnoteText"/>
+    <w:uiPriority w:val="99"/>
     <w:semiHidden/>
+    <w:unhideWhenUsed/>
+    <w:rPr>
+      <w:sz w:val="20"/>
+      <w:szCs w:val="20"/>
+    </w:rPr>
   </w:style>
   <w:style w:type="paragraph" w:styleId="script">
     <w:name w:val="Script"/>
@@ -6934,8 +7010,8 @@
 </file>
 
 <file path=customXml/item1.xml><?xml version="1.0" encoding="utf-8"?>
-<ct:contentTypeSchema xmlns:ct="http://schemas.microsoft.com/office/2006/metadata/contentType" xmlns:ma="http://schemas.microsoft.com/office/2006/metadata/properties/metaAttributes" ct:_="" ma:_="" ma:contentTypeName="Document" ma:contentTypeID="0x0101009FA1A6C12D5787448B6C6587D08F2965" ma:contentTypeVersion="16" ma:contentTypeDescription="Create a new document." ma:contentTypeScope="" ma:versionID="f761e0c469cfbaff44f5778f0037afbe">
-  <xsd:schema xmlns:xsd="http://www.w3.org/2001/XMLSchema" xmlns:xs="http://www.w3.org/2001/XMLSchema" xmlns:p="http://schemas.microsoft.com/office/2006/metadata/properties" xmlns:ns2="3352e729-ef3a-4ad2-a915-07867a2cbda9" xmlns:ns3="afa60c69-e8fd-4ab1-8c56-0fe28cc4c33c" targetNamespace="http://schemas.microsoft.com/office/2006/metadata/properties" ma:root="true" ma:fieldsID="4112f99f01cfafd8b48e38df3bf566de" ns2:_="" ns3:_="">
+<ct:contentTypeSchema xmlns:ct="http://schemas.microsoft.com/office/2006/metadata/contentType" xmlns:ma="http://schemas.microsoft.com/office/2006/metadata/properties/metaAttributes" ct:_="" ma:_="" ma:contentTypeName="Document" ma:contentTypeID="0x0101009FA1A6C12D5787448B6C6587D08F2965" ma:contentTypeVersion="17" ma:contentTypeDescription="Create a new document." ma:contentTypeScope="" ma:versionID="f24f86ada7cafa22c6ab13bdb6555528">
+  <xsd:schema xmlns:xsd="http://www.w3.org/2001/XMLSchema" xmlns:xs="http://www.w3.org/2001/XMLSchema" xmlns:p="http://schemas.microsoft.com/office/2006/metadata/properties" xmlns:ns2="3352e729-ef3a-4ad2-a915-07867a2cbda9" xmlns:ns3="afa60c69-e8fd-4ab1-8c56-0fe28cc4c33c" targetNamespace="http://schemas.microsoft.com/office/2006/metadata/properties" ma:root="true" ma:fieldsID="7c8705d240f78acc5ebc3285b88b00f2" ns2:_="" ns3:_="">
     <xsd:import namespace="3352e729-ef3a-4ad2-a915-07867a2cbda9"/>
     <xsd:import namespace="afa60c69-e8fd-4ab1-8c56-0fe28cc4c33c"/>
     <xsd:element name="properties">
@@ -6959,6 +7035,7 @@
                 <xsd:element ref="ns3:MediaServiceLocation" minOccurs="0"/>
                 <xsd:element ref="ns3:Ready" minOccurs="0"/>
                 <xsd:element ref="ns3:MediaServiceSearchProperties" minOccurs="0"/>
+                <xsd:element ref="ns3:MediaServiceBillingMetadata" minOccurs="0"/>
               </xsd:all>
             </xsd:complexType>
           </xsd:element>
@@ -7070,6 +7147,11 @@
       </xsd:simpleType>
     </xsd:element>
     <xsd:element name="MediaServiceSearchProperties" ma:index="23" nillable="true" ma:displayName="MediaServiceSearchProperties" ma:hidden="true" ma:internalName="MediaServiceSearchProperties" ma:readOnly="true">
+      <xsd:simpleType>
+        <xsd:restriction base="dms:Note"/>
+      </xsd:simpleType>
+    </xsd:element>
+    <xsd:element name="MediaServiceBillingMetadata" ma:index="24" nillable="true" ma:displayName="MediaServiceBillingMetadata" ma:hidden="true" ma:internalName="MediaServiceBillingMetadata" ma:readOnly="true">
       <xsd:simpleType>
         <xsd:restriction base="dms:Note"/>
       </xsd:simpleType>
@@ -7186,23 +7268,23 @@
 <file path=customXml/item3.xml><?xml version="1.0" encoding="utf-8"?>
 <p:properties xmlns:p="http://schemas.microsoft.com/office/2006/metadata/properties" xmlns:xsi="http://www.w3.org/2001/XMLSchema-instance" xmlns:pc="http://schemas.microsoft.com/office/infopath/2007/PartnerControls">
   <documentManagement>
-    <TaxCatchAll xmlns="3352e729-ef3a-4ad2-a915-07867a2cbda9" xsi:nil="true"/>
     <lcf76f155ced4ddcb4097134ff3c332f xmlns="afa60c69-e8fd-4ab1-8c56-0fe28cc4c33c">
       <Terms xmlns="http://schemas.microsoft.com/office/infopath/2007/PartnerControls"/>
     </lcf76f155ced4ddcb4097134ff3c332f>
+    <TaxCatchAll xmlns="3352e729-ef3a-4ad2-a915-07867a2cbda9" xsi:nil="true"/>
     <Ready xmlns="afa60c69-e8fd-4ab1-8c56-0fe28cc4c33c">true</Ready>
   </documentManagement>
 </p:properties>
 </file>
 
 <file path=customXml/itemProps1.xml><?xml version="1.0" encoding="utf-8"?>
-<ds:datastoreItem xmlns:ds="http://schemas.openxmlformats.org/officeDocument/2006/customXml" ds:itemID="{84058B96-9707-42E1-BCE5-67CCCF56103F}"/>
+<ds:datastoreItem xmlns:ds="http://schemas.openxmlformats.org/officeDocument/2006/customXml" ds:itemID="{25FE744E-7001-42F0-834B-8E930ADA1FCC}"/>
 </file>
 
 <file path=customXml/itemProps2.xml><?xml version="1.0" encoding="utf-8"?>
-<ds:datastoreItem xmlns:ds="http://schemas.openxmlformats.org/officeDocument/2006/customXml" ds:itemID="{B464F350-507D-4554-B7C1-BE4D987A469F}"/>
+<ds:datastoreItem xmlns:ds="http://schemas.openxmlformats.org/officeDocument/2006/customXml" ds:itemID="{5074F7DC-86D1-450B-93F8-E0FFA10BECCA}"/>
 </file>
 
 <file path=customXml/itemProps3.xml><?xml version="1.0" encoding="utf-8"?>
-<ds:datastoreItem xmlns:ds="http://schemas.openxmlformats.org/officeDocument/2006/customXml" ds:itemID="{A087CCC6-04AC-410F-9C48-A0EDE12B0FC9}"/>
+<ds:datastoreItem xmlns:ds="http://schemas.openxmlformats.org/officeDocument/2006/customXml" ds:itemID="{D45800A8-8AEC-404B-97E3-340CD3E9A11F}"/>
 </file>